--- a/Resume.docx
+++ b/Resume.docx
@@ -103,19 +103,7 @@
                 <w:rPr>
                   <w:rStyle w:val="Hyperlink"/>
                 </w:rPr>
-                <w:t>https://andyyo</w:t>
-              </w:r>
-              <w:r>
-                <w:rPr>
-                  <w:rStyle w:val="Hyperlink"/>
-                </w:rPr>
-                <w:t>n</w:t>
-              </w:r>
-              <w:r>
-                <w:rPr>
-                  <w:rStyle w:val="Hyperlink"/>
-                </w:rPr>
-                <w:t>g11.github.io/Portfolio2/</w:t>
+                <w:t>https://andyyong11.github.io/Portfolio2/</w:t>
               </w:r>
             </w:hyperlink>
           </w:p>
@@ -227,6 +215,23 @@
           </w:p>
           <w:p>
             <w:pPr>
+              <w:rPr>
+                <w:b/>
+                <w:bCs/>
+                <w:color w:val="000000" w:themeColor="text1"/>
+              </w:rPr>
+            </w:pPr>
+            <w:r>
+              <w:rPr>
+                <w:b/>
+                <w:bCs/>
+                <w:color w:val="000000" w:themeColor="text1"/>
+              </w:rPr>
+              <w:t>August 2023 – May 2025</w:t>
+            </w:r>
+          </w:p>
+          <w:p>
+            <w:pPr>
               <w:pStyle w:val="Heading3"/>
               <w:rPr>
                 <w:color w:val="000000" w:themeColor="text1"/>
@@ -258,7 +263,7 @@
               <w:rPr>
                 <w:color w:val="000000" w:themeColor="text1"/>
               </w:rPr>
-              <w:t>Associate of Applied Science Degree</w:t>
+              <w:t>Software Support Specialist Certificate</w:t>
             </w:r>
           </w:p>
           <w:p>
@@ -272,21 +277,7 @@
               <w:rPr>
                 <w:color w:val="000000" w:themeColor="text1"/>
               </w:rPr>
-              <w:t>Expected Graduation: May 2025</w:t>
-            </w:r>
-          </w:p>
-          <w:p>
-            <w:pPr>
-              <w:pStyle w:val="ListBullet"/>
-              <w:rPr>
-                <w:color w:val="000000" w:themeColor="text1"/>
-              </w:rPr>
-            </w:pPr>
-            <w:r>
-              <w:rPr>
-                <w:color w:val="000000" w:themeColor="text1"/>
-              </w:rPr>
-              <w:t>GPA: 3.6</w:t>
+              <w:t>Associate of Applied Science Degree</w:t>
             </w:r>
           </w:p>
         </w:tc>
@@ -752,61 +743,64 @@
                   </w:r>
                   <w:r>
                     <w:rPr>
+                      <w:b/>
+                      <w:bCs/>
                       <w:color w:val="000000" w:themeColor="text1"/>
                     </w:rPr>
                     <w:t xml:space="preserve">C#, Java, JavaScript, </w:t>
                   </w:r>
                   <w:r>
                     <w:rPr>
+                      <w:b/>
+                      <w:bCs/>
                       <w:color w:val="000000" w:themeColor="text1"/>
                     </w:rPr>
                     <w:t xml:space="preserve">Oracle </w:t>
                   </w:r>
                   <w:r>
                     <w:rPr>
+                      <w:b/>
+                      <w:bCs/>
                       <w:color w:val="000000" w:themeColor="text1"/>
                     </w:rPr>
                     <w:t>SQL</w:t>
                   </w:r>
                   <w:r>
                     <w:rPr>
+                      <w:b/>
+                      <w:bCs/>
                       <w:color w:val="000000" w:themeColor="text1"/>
                     </w:rPr>
                     <w:t>, HTML, CSS,</w:t>
                   </w:r>
-                </w:p>
-                <w:p>
-                  <w:pPr>
-                    <w:pStyle w:val="ListBullet"/>
-                    <w:numPr>
-                      <w:ilvl w:val="0"/>
-                      <w:numId w:val="0"/>
-                    </w:numPr>
-                    <w:ind w:left="360"/>
+                  <w:r>
                     <w:rPr>
+                      <w:b/>
+                      <w:bCs/>
                       <w:color w:val="000000" w:themeColor="text1"/>
                     </w:rPr>
-                  </w:pPr>
-                  <w:r>
-                    <w:rPr>
-                      <w:color w:val="000000" w:themeColor="text1"/>
-                    </w:rPr>
-                    <w:t xml:space="preserve"> PHP, Python, ASP.NET,  M</w:t>
+                    <w:t xml:space="preserve"> </w:t>
                   </w:r>
                   <w:r>
                     <w:rPr>
+                      <w:b/>
+                      <w:bCs/>
                       <w:color w:val="000000" w:themeColor="text1"/>
                     </w:rPr>
-                    <w:t>y</w:t>
+                    <w:t xml:space="preserve">PHP, Python, </w:t>
                   </w:r>
                   <w:r>
                     <w:rPr>
+                      <w:b/>
+                      <w:bCs/>
                       <w:color w:val="000000" w:themeColor="text1"/>
                     </w:rPr>
-                    <w:t>SQL</w:t>
+                    <w:t>ASP.NET, MySQL</w:t>
                   </w:r>
                   <w:r>
                     <w:rPr>
+                      <w:b/>
+                      <w:bCs/>
                       <w:color w:val="000000" w:themeColor="text1"/>
                     </w:rPr>
                     <w:t>, React, React Native, PostgreSQL, Ruby, C++,</w:t>
@@ -1061,6 +1055,14 @@
         </w:rPr>
         <w:t>Ensuring items are correctly labeled and shipped to customers.</w:t>
       </w:r>
+    </w:p>
+    <w:p>
+      <w:pPr>
+        <w:pStyle w:val="Heading2"/>
+        <w:rPr>
+          <w:color w:val="auto"/>
+        </w:rPr>
+      </w:pPr>
     </w:p>
     <w:p>
       <w:pPr>
@@ -3326,6 +3328,7 @@
   <w:style w:type="character" w:default="1" w:styleId="DefaultParagraphFont">
     <w:name w:val="Default Paragraph Font"/>
     <w:uiPriority w:val="1"/>
+    <w:semiHidden/>
     <w:unhideWhenUsed/>
   </w:style>
   <w:style w:type="table" w:default="1" w:styleId="TableNormal">
@@ -3799,6 +3802,7 @@
   <w:rsids>
     <w:rsidRoot w:val="00DE7659"/>
     <w:rsid w:val="001078AE"/>
+    <w:rsid w:val="00206672"/>
     <w:rsid w:val="0045694D"/>
     <w:rsid w:val="005840E4"/>
     <w:rsid w:val="00591342"/>
@@ -3811,6 +3815,7 @@
     <w:rsid w:val="00C6166F"/>
     <w:rsid w:val="00C73ED7"/>
     <w:rsid w:val="00DE7659"/>
+    <w:rsid w:val="00E33BD2"/>
   </w:rsids>
   <m:mathPr>
     <m:mathFont m:val="Cambria Math"/>
@@ -4570,6 +4575,35 @@
 </file>
 
 <file path=customXml/item1.xml><?xml version="1.0" encoding="utf-8"?>
+<p:properties xmlns:p="http://schemas.microsoft.com/office/2006/metadata/properties" xmlns:xsi="http://www.w3.org/2001/XMLSchema-instance" xmlns:pc="http://schemas.microsoft.com/office/infopath/2007/PartnerControls">
+  <documentManagement>
+    <_ip_UnifiedCompliancePolicyUIAction xmlns="http://schemas.microsoft.com/sharepoint/v3" xsi:nil="true"/>
+    <Image xmlns="71af3243-3dd4-4a8d-8c0d-dd76da1f02a5">
+      <Url xsi:nil="true"/>
+      <Description xsi:nil="true"/>
+    </Image>
+    <Status xmlns="71af3243-3dd4-4a8d-8c0d-dd76da1f02a5">Not started</Status>
+    <Background xmlns="71af3243-3dd4-4a8d-8c0d-dd76da1f02a5">false</Background>
+    <_ip_UnifiedCompliancePolicyProperties xmlns="http://schemas.microsoft.com/sharepoint/v3" xsi:nil="true"/>
+    <ImageTagsTaxHTField xmlns="71af3243-3dd4-4a8d-8c0d-dd76da1f02a5">
+      <Terms xmlns="http://schemas.microsoft.com/office/infopath/2007/PartnerControls"/>
+    </ImageTagsTaxHTField>
+    <TaxCatchAll xmlns="230e9df3-be65-4c73-a93b-d1236ebd677e" xsi:nil="true"/>
+    <MediaServiceKeyPoints xmlns="71af3243-3dd4-4a8d-8c0d-dd76da1f02a5" xsi:nil="true"/>
+  </documentManagement>
+</p:properties>
+</file>
+
+<file path=customXml/item2.xml><?xml version="1.0" encoding="utf-8"?>
+<?mso-contentType ?>
+<FormTemplates xmlns="http://schemas.microsoft.com/sharepoint/v3/contenttype/forms">
+  <Display>DocumentLibraryForm</Display>
+  <Edit>DocumentLibraryForm</Edit>
+  <New>DocumentLibraryForm</New>
+</FormTemplates>
+</file>
+
+<file path=customXml/item3.xml><?xml version="1.0" encoding="utf-8"?>
 <ct:contentTypeSchema xmlns:ct="http://schemas.microsoft.com/office/2006/metadata/contentType" xmlns:ma="http://schemas.microsoft.com/office/2006/metadata/properties/metaAttributes" ct:_="" ma:_="" ma:contentTypeName="Document" ma:contentTypeID="0x01010079F111ED35F8CC479449609E8A0923A6" ma:contentTypeVersion="26" ma:contentTypeDescription="Create a new document." ma:contentTypeScope="" ma:versionID="ac37c1753acd5e330d2062ccec26ea66">
   <xsd:schema xmlns:xsd="http://www.w3.org/2001/XMLSchema" xmlns:xs="http://www.w3.org/2001/XMLSchema" xmlns:p="http://schemas.microsoft.com/office/2006/metadata/properties" xmlns:ns1="http://schemas.microsoft.com/sharepoint/v3" xmlns:ns2="71af3243-3dd4-4a8d-8c0d-dd76da1f02a5" xmlns:ns3="16c05727-aa75-4e4a-9b5f-8a80a1165891" xmlns:ns4="230e9df3-be65-4c73-a93b-d1236ebd677e" targetNamespace="http://schemas.microsoft.com/office/2006/metadata/properties" ma:root="true" ma:fieldsID="3b340c7101c92c5120abd06486f94548" ns1:_="" ns2:_="" ns3:_="" ns4:_="">
     <xsd:import namespace="http://schemas.microsoft.com/sharepoint/v3"/>
@@ -4869,36 +4903,27 @@
 </ct:contentTypeSchema>
 </file>
 
-<file path=customXml/item2.xml><?xml version="1.0" encoding="utf-8"?>
-<?mso-contentType ?>
-<FormTemplates xmlns="http://schemas.microsoft.com/sharepoint/v3/contenttype/forms">
-  <Display>DocumentLibraryForm</Display>
-  <Edit>DocumentLibraryForm</Edit>
-  <New>DocumentLibraryForm</New>
-</FormTemplates>
+<file path=customXml/itemProps1.xml><?xml version="1.0" encoding="utf-8"?>
+<ds:datastoreItem xmlns:ds="http://schemas.openxmlformats.org/officeDocument/2006/customXml" ds:itemID="{92C5BE0E-1816-478D-B13D-02A7AE57DA57}">
+  <ds:schemaRefs>
+    <ds:schemaRef ds:uri="http://schemas.microsoft.com/office/2006/metadata/properties"/>
+    <ds:schemaRef ds:uri="http://schemas.microsoft.com/office/infopath/2007/PartnerControls"/>
+    <ds:schemaRef ds:uri="http://schemas.microsoft.com/sharepoint/v3"/>
+    <ds:schemaRef ds:uri="71af3243-3dd4-4a8d-8c0d-dd76da1f02a5"/>
+    <ds:schemaRef ds:uri="230e9df3-be65-4c73-a93b-d1236ebd677e"/>
+  </ds:schemaRefs>
+</ds:datastoreItem>
 </file>
 
-<file path=customXml/item3.xml><?xml version="1.0" encoding="utf-8"?>
-<p:properties xmlns:p="http://schemas.microsoft.com/office/2006/metadata/properties" xmlns:xsi="http://www.w3.org/2001/XMLSchema-instance" xmlns:pc="http://schemas.microsoft.com/office/infopath/2007/PartnerControls">
-  <documentManagement>
-    <_ip_UnifiedCompliancePolicyUIAction xmlns="http://schemas.microsoft.com/sharepoint/v3" xsi:nil="true"/>
-    <Image xmlns="71af3243-3dd4-4a8d-8c0d-dd76da1f02a5">
-      <Url xsi:nil="true"/>
-      <Description xsi:nil="true"/>
-    </Image>
-    <Status xmlns="71af3243-3dd4-4a8d-8c0d-dd76da1f02a5">Not started</Status>
-    <Background xmlns="71af3243-3dd4-4a8d-8c0d-dd76da1f02a5">false</Background>
-    <_ip_UnifiedCompliancePolicyProperties xmlns="http://schemas.microsoft.com/sharepoint/v3" xsi:nil="true"/>
-    <ImageTagsTaxHTField xmlns="71af3243-3dd4-4a8d-8c0d-dd76da1f02a5">
-      <Terms xmlns="http://schemas.microsoft.com/office/infopath/2007/PartnerControls"/>
-    </ImageTagsTaxHTField>
-    <TaxCatchAll xmlns="230e9df3-be65-4c73-a93b-d1236ebd677e" xsi:nil="true"/>
-    <MediaServiceKeyPoints xmlns="71af3243-3dd4-4a8d-8c0d-dd76da1f02a5" xsi:nil="true"/>
-  </documentManagement>
-</p:properties>
+<file path=customXml/itemProps2.xml><?xml version="1.0" encoding="utf-8"?>
+<ds:datastoreItem xmlns:ds="http://schemas.openxmlformats.org/officeDocument/2006/customXml" ds:itemID="{31C548D7-B355-4E45-99CA-12CACF7FF44A}">
+  <ds:schemaRefs>
+    <ds:schemaRef ds:uri="http://schemas.microsoft.com/sharepoint/v3/contenttype/forms"/>
+  </ds:schemaRefs>
+</ds:datastoreItem>
 </file>
 
-<file path=customXml/itemProps1.xml><?xml version="1.0" encoding="utf-8"?>
+<file path=customXml/itemProps3.xml><?xml version="1.0" encoding="utf-8"?>
 <ds:datastoreItem xmlns:ds="http://schemas.openxmlformats.org/officeDocument/2006/customXml" ds:itemID="{A6511EA9-0D3F-4629-9CC1-D38348447E48}">
   <ds:schemaRefs>
     <ds:schemaRef ds:uri="http://schemas.microsoft.com/office/2006/metadata/contentType"/>
@@ -4919,26 +4944,6 @@
 </ds:datastoreItem>
 </file>
 
-<file path=customXml/itemProps2.xml><?xml version="1.0" encoding="utf-8"?>
-<ds:datastoreItem xmlns:ds="http://schemas.openxmlformats.org/officeDocument/2006/customXml" ds:itemID="{31C548D7-B355-4E45-99CA-12CACF7FF44A}">
-  <ds:schemaRefs>
-    <ds:schemaRef ds:uri="http://schemas.microsoft.com/sharepoint/v3/contenttype/forms"/>
-  </ds:schemaRefs>
-</ds:datastoreItem>
-</file>
-
-<file path=customXml/itemProps3.xml><?xml version="1.0" encoding="utf-8"?>
-<ds:datastoreItem xmlns:ds="http://schemas.openxmlformats.org/officeDocument/2006/customXml" ds:itemID="{92C5BE0E-1816-478D-B13D-02A7AE57DA57}">
-  <ds:schemaRefs>
-    <ds:schemaRef ds:uri="http://schemas.microsoft.com/office/2006/metadata/properties"/>
-    <ds:schemaRef ds:uri="http://schemas.microsoft.com/office/infopath/2007/PartnerControls"/>
-    <ds:schemaRef ds:uri="http://schemas.microsoft.com/sharepoint/v3"/>
-    <ds:schemaRef ds:uri="71af3243-3dd4-4a8d-8c0d-dd76da1f02a5"/>
-    <ds:schemaRef ds:uri="230e9df3-be65-4c73-a93b-d1236ebd677e"/>
-  </ds:schemaRefs>
-</ds:datastoreItem>
-</file>
-
 <file path=docMetadata/LabelInfo.xml><?xml version="1.0" encoding="utf-8"?>
 <clbl:labelList xmlns:clbl="http://schemas.microsoft.com/office/2020/mipLabelMetadata"/>
 </file>
--- a/Resume.docx
+++ b/Resume.docx
@@ -280,6 +280,20 @@
               <w:t>Associate of Applied Science Degree</w:t>
             </w:r>
           </w:p>
+          <w:p>
+            <w:pPr>
+              <w:pStyle w:val="ListBullet"/>
+              <w:rPr>
+                <w:color w:val="000000" w:themeColor="text1"/>
+              </w:rPr>
+            </w:pPr>
+            <w:r>
+              <w:rPr>
+                <w:color w:val="000000" w:themeColor="text1"/>
+              </w:rPr>
+              <w:t>Currently Pursuing a Google IT Support Certificate</w:t>
+            </w:r>
+          </w:p>
         </w:tc>
       </w:tr>
       <w:tr>
@@ -381,7 +395,6 @@
                                       <w:color w:val="000000" w:themeColor="text1"/>
                                     </w:rPr>
                                   </w:pPr>
-                                  <w:proofErr w:type="spellStart"/>
                                   <w:r>
                                     <w:rPr>
                                       <w:b/>
@@ -390,7 +403,6 @@
                                     </w:rPr>
                                     <w:t>StreamDJ</w:t>
                                   </w:r>
-                                  <w:proofErr w:type="spellEnd"/>
                                   <w:r>
                                     <w:rPr>
                                       <w:b/>
@@ -560,7 +572,6 @@
                                 <w:color w:val="000000" w:themeColor="text1"/>
                               </w:rPr>
                             </w:pPr>
-                            <w:proofErr w:type="spellStart"/>
                             <w:r>
                               <w:rPr>
                                 <w:b/>
@@ -569,7 +580,6 @@
                               </w:rPr>
                               <w:t>StreamDJ</w:t>
                             </w:r>
-                            <w:proofErr w:type="spellEnd"/>
                             <w:r>
                               <w:rPr>
                                 <w:b/>
@@ -3803,12 +3813,14 @@
     <w:rsidRoot w:val="00DE7659"/>
     <w:rsid w:val="001078AE"/>
     <w:rsid w:val="00206672"/>
+    <w:rsid w:val="003168B2"/>
     <w:rsid w:val="0045694D"/>
     <w:rsid w:val="005840E4"/>
     <w:rsid w:val="00591342"/>
     <w:rsid w:val="005E0C31"/>
     <w:rsid w:val="007B028B"/>
     <w:rsid w:val="00946F31"/>
+    <w:rsid w:val="00967DF4"/>
     <w:rsid w:val="009F2178"/>
     <w:rsid w:val="00B2761E"/>
     <w:rsid w:val="00C43123"/>
@@ -4575,35 +4587,6 @@
 </file>
 
 <file path=customXml/item1.xml><?xml version="1.0" encoding="utf-8"?>
-<p:properties xmlns:p="http://schemas.microsoft.com/office/2006/metadata/properties" xmlns:xsi="http://www.w3.org/2001/XMLSchema-instance" xmlns:pc="http://schemas.microsoft.com/office/infopath/2007/PartnerControls">
-  <documentManagement>
-    <_ip_UnifiedCompliancePolicyUIAction xmlns="http://schemas.microsoft.com/sharepoint/v3" xsi:nil="true"/>
-    <Image xmlns="71af3243-3dd4-4a8d-8c0d-dd76da1f02a5">
-      <Url xsi:nil="true"/>
-      <Description xsi:nil="true"/>
-    </Image>
-    <Status xmlns="71af3243-3dd4-4a8d-8c0d-dd76da1f02a5">Not started</Status>
-    <Background xmlns="71af3243-3dd4-4a8d-8c0d-dd76da1f02a5">false</Background>
-    <_ip_UnifiedCompliancePolicyProperties xmlns="http://schemas.microsoft.com/sharepoint/v3" xsi:nil="true"/>
-    <ImageTagsTaxHTField xmlns="71af3243-3dd4-4a8d-8c0d-dd76da1f02a5">
-      <Terms xmlns="http://schemas.microsoft.com/office/infopath/2007/PartnerControls"/>
-    </ImageTagsTaxHTField>
-    <TaxCatchAll xmlns="230e9df3-be65-4c73-a93b-d1236ebd677e" xsi:nil="true"/>
-    <MediaServiceKeyPoints xmlns="71af3243-3dd4-4a8d-8c0d-dd76da1f02a5" xsi:nil="true"/>
-  </documentManagement>
-</p:properties>
-</file>
-
-<file path=customXml/item2.xml><?xml version="1.0" encoding="utf-8"?>
-<?mso-contentType ?>
-<FormTemplates xmlns="http://schemas.microsoft.com/sharepoint/v3/contenttype/forms">
-  <Display>DocumentLibraryForm</Display>
-  <Edit>DocumentLibraryForm</Edit>
-  <New>DocumentLibraryForm</New>
-</FormTemplates>
-</file>
-
-<file path=customXml/item3.xml><?xml version="1.0" encoding="utf-8"?>
 <ct:contentTypeSchema xmlns:ct="http://schemas.microsoft.com/office/2006/metadata/contentType" xmlns:ma="http://schemas.microsoft.com/office/2006/metadata/properties/metaAttributes" ct:_="" ma:_="" ma:contentTypeName="Document" ma:contentTypeID="0x01010079F111ED35F8CC479449609E8A0923A6" ma:contentTypeVersion="26" ma:contentTypeDescription="Create a new document." ma:contentTypeScope="" ma:versionID="ac37c1753acd5e330d2062ccec26ea66">
   <xsd:schema xmlns:xsd="http://www.w3.org/2001/XMLSchema" xmlns:xs="http://www.w3.org/2001/XMLSchema" xmlns:p="http://schemas.microsoft.com/office/2006/metadata/properties" xmlns:ns1="http://schemas.microsoft.com/sharepoint/v3" xmlns:ns2="71af3243-3dd4-4a8d-8c0d-dd76da1f02a5" xmlns:ns3="16c05727-aa75-4e4a-9b5f-8a80a1165891" xmlns:ns4="230e9df3-be65-4c73-a93b-d1236ebd677e" targetNamespace="http://schemas.microsoft.com/office/2006/metadata/properties" ma:root="true" ma:fieldsID="3b340c7101c92c5120abd06486f94548" ns1:_="" ns2:_="" ns3:_="" ns4:_="">
     <xsd:import namespace="http://schemas.microsoft.com/sharepoint/v3"/>
@@ -4903,27 +4886,36 @@
 </ct:contentTypeSchema>
 </file>
 
-<file path=customXml/itemProps1.xml><?xml version="1.0" encoding="utf-8"?>
-<ds:datastoreItem xmlns:ds="http://schemas.openxmlformats.org/officeDocument/2006/customXml" ds:itemID="{92C5BE0E-1816-478D-B13D-02A7AE57DA57}">
-  <ds:schemaRefs>
-    <ds:schemaRef ds:uri="http://schemas.microsoft.com/office/2006/metadata/properties"/>
-    <ds:schemaRef ds:uri="http://schemas.microsoft.com/office/infopath/2007/PartnerControls"/>
-    <ds:schemaRef ds:uri="http://schemas.microsoft.com/sharepoint/v3"/>
-    <ds:schemaRef ds:uri="71af3243-3dd4-4a8d-8c0d-dd76da1f02a5"/>
-    <ds:schemaRef ds:uri="230e9df3-be65-4c73-a93b-d1236ebd677e"/>
-  </ds:schemaRefs>
-</ds:datastoreItem>
+<file path=customXml/item2.xml><?xml version="1.0" encoding="utf-8"?>
+<?mso-contentType ?>
+<FormTemplates xmlns="http://schemas.microsoft.com/sharepoint/v3/contenttype/forms">
+  <Display>DocumentLibraryForm</Display>
+  <Edit>DocumentLibraryForm</Edit>
+  <New>DocumentLibraryForm</New>
+</FormTemplates>
 </file>
 
-<file path=customXml/itemProps2.xml><?xml version="1.0" encoding="utf-8"?>
-<ds:datastoreItem xmlns:ds="http://schemas.openxmlformats.org/officeDocument/2006/customXml" ds:itemID="{31C548D7-B355-4E45-99CA-12CACF7FF44A}">
-  <ds:schemaRefs>
-    <ds:schemaRef ds:uri="http://schemas.microsoft.com/sharepoint/v3/contenttype/forms"/>
-  </ds:schemaRefs>
-</ds:datastoreItem>
+<file path=customXml/item3.xml><?xml version="1.0" encoding="utf-8"?>
+<p:properties xmlns:p="http://schemas.microsoft.com/office/2006/metadata/properties" xmlns:xsi="http://www.w3.org/2001/XMLSchema-instance" xmlns:pc="http://schemas.microsoft.com/office/infopath/2007/PartnerControls">
+  <documentManagement>
+    <_ip_UnifiedCompliancePolicyUIAction xmlns="http://schemas.microsoft.com/sharepoint/v3" xsi:nil="true"/>
+    <Image xmlns="71af3243-3dd4-4a8d-8c0d-dd76da1f02a5">
+      <Url xsi:nil="true"/>
+      <Description xsi:nil="true"/>
+    </Image>
+    <Status xmlns="71af3243-3dd4-4a8d-8c0d-dd76da1f02a5">Not started</Status>
+    <Background xmlns="71af3243-3dd4-4a8d-8c0d-dd76da1f02a5">false</Background>
+    <_ip_UnifiedCompliancePolicyProperties xmlns="http://schemas.microsoft.com/sharepoint/v3" xsi:nil="true"/>
+    <ImageTagsTaxHTField xmlns="71af3243-3dd4-4a8d-8c0d-dd76da1f02a5">
+      <Terms xmlns="http://schemas.microsoft.com/office/infopath/2007/PartnerControls"/>
+    </ImageTagsTaxHTField>
+    <TaxCatchAll xmlns="230e9df3-be65-4c73-a93b-d1236ebd677e" xsi:nil="true"/>
+    <MediaServiceKeyPoints xmlns="71af3243-3dd4-4a8d-8c0d-dd76da1f02a5" xsi:nil="true"/>
+  </documentManagement>
+</p:properties>
 </file>
 
-<file path=customXml/itemProps3.xml><?xml version="1.0" encoding="utf-8"?>
+<file path=customXml/itemProps1.xml><?xml version="1.0" encoding="utf-8"?>
 <ds:datastoreItem xmlns:ds="http://schemas.openxmlformats.org/officeDocument/2006/customXml" ds:itemID="{A6511EA9-0D3F-4629-9CC1-D38348447E48}">
   <ds:schemaRefs>
     <ds:schemaRef ds:uri="http://schemas.microsoft.com/office/2006/metadata/contentType"/>
@@ -4944,6 +4936,26 @@
 </ds:datastoreItem>
 </file>
 
+<file path=customXml/itemProps2.xml><?xml version="1.0" encoding="utf-8"?>
+<ds:datastoreItem xmlns:ds="http://schemas.openxmlformats.org/officeDocument/2006/customXml" ds:itemID="{31C548D7-B355-4E45-99CA-12CACF7FF44A}">
+  <ds:schemaRefs>
+    <ds:schemaRef ds:uri="http://schemas.microsoft.com/sharepoint/v3/contenttype/forms"/>
+  </ds:schemaRefs>
+</ds:datastoreItem>
+</file>
+
+<file path=customXml/itemProps3.xml><?xml version="1.0" encoding="utf-8"?>
+<ds:datastoreItem xmlns:ds="http://schemas.openxmlformats.org/officeDocument/2006/customXml" ds:itemID="{92C5BE0E-1816-478D-B13D-02A7AE57DA57}">
+  <ds:schemaRefs>
+    <ds:schemaRef ds:uri="http://schemas.microsoft.com/office/2006/metadata/properties"/>
+    <ds:schemaRef ds:uri="http://schemas.microsoft.com/office/infopath/2007/PartnerControls"/>
+    <ds:schemaRef ds:uri="http://schemas.microsoft.com/sharepoint/v3"/>
+    <ds:schemaRef ds:uri="71af3243-3dd4-4a8d-8c0d-dd76da1f02a5"/>
+    <ds:schemaRef ds:uri="230e9df3-be65-4c73-a93b-d1236ebd677e"/>
+  </ds:schemaRefs>
+</ds:datastoreItem>
+</file>
+
 <file path=docMetadata/LabelInfo.xml><?xml version="1.0" encoding="utf-8"?>
 <clbl:labelList xmlns:clbl="http://schemas.microsoft.com/office/2020/mipLabelMetadata"/>
 </file>
--- a/Resume.docx
+++ b/Resume.docx
@@ -292,6 +292,26 @@
                 <w:color w:val="000000" w:themeColor="text1"/>
               </w:rPr>
               <w:t>Currently Pursuing a Google IT Support Certificate</w:t>
+            </w:r>
+          </w:p>
+          <w:p>
+            <w:pPr>
+              <w:pStyle w:val="ListBullet"/>
+              <w:rPr>
+                <w:color w:val="000000" w:themeColor="text1"/>
+              </w:rPr>
+            </w:pPr>
+            <w:r>
+              <w:rPr>
+                <w:color w:val="000000" w:themeColor="text1"/>
+              </w:rPr>
+              <w:t xml:space="preserve">Pursuing CyberSecurity </w:t>
+            </w:r>
+            <w:r>
+              <w:rPr>
+                <w:color w:val="000000" w:themeColor="text1"/>
+              </w:rPr>
+              <w:t>at WGU</w:t>
             </w:r>
           </w:p>
         </w:tc>
@@ -3811,13 +3831,18 @@
   </w:compat>
   <w:rsids>
     <w:rsidRoot w:val="00DE7659"/>
+    <w:rsid w:val="000638E3"/>
+    <w:rsid w:val="000B14CB"/>
     <w:rsid w:val="001078AE"/>
     <w:rsid w:val="00206672"/>
     <w:rsid w:val="003168B2"/>
+    <w:rsid w:val="00424CB8"/>
     <w:rsid w:val="0045694D"/>
     <w:rsid w:val="005840E4"/>
     <w:rsid w:val="00591342"/>
     <w:rsid w:val="005E0C31"/>
+    <w:rsid w:val="00605D28"/>
+    <w:rsid w:val="00761E88"/>
     <w:rsid w:val="007B028B"/>
     <w:rsid w:val="00946F31"/>
     <w:rsid w:val="00967DF4"/>
@@ -3827,6 +3852,7 @@
     <w:rsid w:val="00C6166F"/>
     <w:rsid w:val="00C73ED7"/>
     <w:rsid w:val="00DE7659"/>
+    <w:rsid w:val="00E14E0A"/>
     <w:rsid w:val="00E33BD2"/>
   </w:rsids>
   <m:mathPr>
@@ -4587,6 +4613,35 @@
 </file>
 
 <file path=customXml/item1.xml><?xml version="1.0" encoding="utf-8"?>
+<p:properties xmlns:p="http://schemas.microsoft.com/office/2006/metadata/properties" xmlns:xsi="http://www.w3.org/2001/XMLSchema-instance" xmlns:pc="http://schemas.microsoft.com/office/infopath/2007/PartnerControls">
+  <documentManagement>
+    <_ip_UnifiedCompliancePolicyUIAction xmlns="http://schemas.microsoft.com/sharepoint/v3" xsi:nil="true"/>
+    <Image xmlns="71af3243-3dd4-4a8d-8c0d-dd76da1f02a5">
+      <Url xsi:nil="true"/>
+      <Description xsi:nil="true"/>
+    </Image>
+    <Status xmlns="71af3243-3dd4-4a8d-8c0d-dd76da1f02a5">Not started</Status>
+    <Background xmlns="71af3243-3dd4-4a8d-8c0d-dd76da1f02a5">false</Background>
+    <_ip_UnifiedCompliancePolicyProperties xmlns="http://schemas.microsoft.com/sharepoint/v3" xsi:nil="true"/>
+    <ImageTagsTaxHTField xmlns="71af3243-3dd4-4a8d-8c0d-dd76da1f02a5">
+      <Terms xmlns="http://schemas.microsoft.com/office/infopath/2007/PartnerControls"/>
+    </ImageTagsTaxHTField>
+    <TaxCatchAll xmlns="230e9df3-be65-4c73-a93b-d1236ebd677e" xsi:nil="true"/>
+    <MediaServiceKeyPoints xmlns="71af3243-3dd4-4a8d-8c0d-dd76da1f02a5" xsi:nil="true"/>
+  </documentManagement>
+</p:properties>
+</file>
+
+<file path=customXml/item2.xml><?xml version="1.0" encoding="utf-8"?>
+<?mso-contentType ?>
+<FormTemplates xmlns="http://schemas.microsoft.com/sharepoint/v3/contenttype/forms">
+  <Display>DocumentLibraryForm</Display>
+  <Edit>DocumentLibraryForm</Edit>
+  <New>DocumentLibraryForm</New>
+</FormTemplates>
+</file>
+
+<file path=customXml/item3.xml><?xml version="1.0" encoding="utf-8"?>
 <ct:contentTypeSchema xmlns:ct="http://schemas.microsoft.com/office/2006/metadata/contentType" xmlns:ma="http://schemas.microsoft.com/office/2006/metadata/properties/metaAttributes" ct:_="" ma:_="" ma:contentTypeName="Document" ma:contentTypeID="0x01010079F111ED35F8CC479449609E8A0923A6" ma:contentTypeVersion="26" ma:contentTypeDescription="Create a new document." ma:contentTypeScope="" ma:versionID="ac37c1753acd5e330d2062ccec26ea66">
   <xsd:schema xmlns:xsd="http://www.w3.org/2001/XMLSchema" xmlns:xs="http://www.w3.org/2001/XMLSchema" xmlns:p="http://schemas.microsoft.com/office/2006/metadata/properties" xmlns:ns1="http://schemas.microsoft.com/sharepoint/v3" xmlns:ns2="71af3243-3dd4-4a8d-8c0d-dd76da1f02a5" xmlns:ns3="16c05727-aa75-4e4a-9b5f-8a80a1165891" xmlns:ns4="230e9df3-be65-4c73-a93b-d1236ebd677e" targetNamespace="http://schemas.microsoft.com/office/2006/metadata/properties" ma:root="true" ma:fieldsID="3b340c7101c92c5120abd06486f94548" ns1:_="" ns2:_="" ns3:_="" ns4:_="">
     <xsd:import namespace="http://schemas.microsoft.com/sharepoint/v3"/>
@@ -4886,36 +4941,27 @@
 </ct:contentTypeSchema>
 </file>
 
-<file path=customXml/item2.xml><?xml version="1.0" encoding="utf-8"?>
-<?mso-contentType ?>
-<FormTemplates xmlns="http://schemas.microsoft.com/sharepoint/v3/contenttype/forms">
-  <Display>DocumentLibraryForm</Display>
-  <Edit>DocumentLibraryForm</Edit>
-  <New>DocumentLibraryForm</New>
-</FormTemplates>
+<file path=customXml/itemProps1.xml><?xml version="1.0" encoding="utf-8"?>
+<ds:datastoreItem xmlns:ds="http://schemas.openxmlformats.org/officeDocument/2006/customXml" ds:itemID="{92C5BE0E-1816-478D-B13D-02A7AE57DA57}">
+  <ds:schemaRefs>
+    <ds:schemaRef ds:uri="http://schemas.microsoft.com/office/2006/metadata/properties"/>
+    <ds:schemaRef ds:uri="http://schemas.microsoft.com/office/infopath/2007/PartnerControls"/>
+    <ds:schemaRef ds:uri="http://schemas.microsoft.com/sharepoint/v3"/>
+    <ds:schemaRef ds:uri="71af3243-3dd4-4a8d-8c0d-dd76da1f02a5"/>
+    <ds:schemaRef ds:uri="230e9df3-be65-4c73-a93b-d1236ebd677e"/>
+  </ds:schemaRefs>
+</ds:datastoreItem>
 </file>
 
-<file path=customXml/item3.xml><?xml version="1.0" encoding="utf-8"?>
-<p:properties xmlns:p="http://schemas.microsoft.com/office/2006/metadata/properties" xmlns:xsi="http://www.w3.org/2001/XMLSchema-instance" xmlns:pc="http://schemas.microsoft.com/office/infopath/2007/PartnerControls">
-  <documentManagement>
-    <_ip_UnifiedCompliancePolicyUIAction xmlns="http://schemas.microsoft.com/sharepoint/v3" xsi:nil="true"/>
-    <Image xmlns="71af3243-3dd4-4a8d-8c0d-dd76da1f02a5">
-      <Url xsi:nil="true"/>
-      <Description xsi:nil="true"/>
-    </Image>
-    <Status xmlns="71af3243-3dd4-4a8d-8c0d-dd76da1f02a5">Not started</Status>
-    <Background xmlns="71af3243-3dd4-4a8d-8c0d-dd76da1f02a5">false</Background>
-    <_ip_UnifiedCompliancePolicyProperties xmlns="http://schemas.microsoft.com/sharepoint/v3" xsi:nil="true"/>
-    <ImageTagsTaxHTField xmlns="71af3243-3dd4-4a8d-8c0d-dd76da1f02a5">
-      <Terms xmlns="http://schemas.microsoft.com/office/infopath/2007/PartnerControls"/>
-    </ImageTagsTaxHTField>
-    <TaxCatchAll xmlns="230e9df3-be65-4c73-a93b-d1236ebd677e" xsi:nil="true"/>
-    <MediaServiceKeyPoints xmlns="71af3243-3dd4-4a8d-8c0d-dd76da1f02a5" xsi:nil="true"/>
-  </documentManagement>
-</p:properties>
+<file path=customXml/itemProps2.xml><?xml version="1.0" encoding="utf-8"?>
+<ds:datastoreItem xmlns:ds="http://schemas.openxmlformats.org/officeDocument/2006/customXml" ds:itemID="{31C548D7-B355-4E45-99CA-12CACF7FF44A}">
+  <ds:schemaRefs>
+    <ds:schemaRef ds:uri="http://schemas.microsoft.com/sharepoint/v3/contenttype/forms"/>
+  </ds:schemaRefs>
+</ds:datastoreItem>
 </file>
 
-<file path=customXml/itemProps1.xml><?xml version="1.0" encoding="utf-8"?>
+<file path=customXml/itemProps3.xml><?xml version="1.0" encoding="utf-8"?>
 <ds:datastoreItem xmlns:ds="http://schemas.openxmlformats.org/officeDocument/2006/customXml" ds:itemID="{A6511EA9-0D3F-4629-9CC1-D38348447E48}">
   <ds:schemaRefs>
     <ds:schemaRef ds:uri="http://schemas.microsoft.com/office/2006/metadata/contentType"/>
@@ -4936,26 +4982,6 @@
 </ds:datastoreItem>
 </file>
 
-<file path=customXml/itemProps2.xml><?xml version="1.0" encoding="utf-8"?>
-<ds:datastoreItem xmlns:ds="http://schemas.openxmlformats.org/officeDocument/2006/customXml" ds:itemID="{31C548D7-B355-4E45-99CA-12CACF7FF44A}">
-  <ds:schemaRefs>
-    <ds:schemaRef ds:uri="http://schemas.microsoft.com/sharepoint/v3/contenttype/forms"/>
-  </ds:schemaRefs>
-</ds:datastoreItem>
-</file>
-
-<file path=customXml/itemProps3.xml><?xml version="1.0" encoding="utf-8"?>
-<ds:datastoreItem xmlns:ds="http://schemas.openxmlformats.org/officeDocument/2006/customXml" ds:itemID="{92C5BE0E-1816-478D-B13D-02A7AE57DA57}">
-  <ds:schemaRefs>
-    <ds:schemaRef ds:uri="http://schemas.microsoft.com/office/2006/metadata/properties"/>
-    <ds:schemaRef ds:uri="http://schemas.microsoft.com/office/infopath/2007/PartnerControls"/>
-    <ds:schemaRef ds:uri="http://schemas.microsoft.com/sharepoint/v3"/>
-    <ds:schemaRef ds:uri="71af3243-3dd4-4a8d-8c0d-dd76da1f02a5"/>
-    <ds:schemaRef ds:uri="230e9df3-be65-4c73-a93b-d1236ebd677e"/>
-  </ds:schemaRefs>
-</ds:datastoreItem>
-</file>
-
 <file path=docMetadata/LabelInfo.xml><?xml version="1.0" encoding="utf-8"?>
 <clbl:labelList xmlns:clbl="http://schemas.microsoft.com/office/2020/mipLabelMetadata"/>
 </file>
--- a/Resume.docx
+++ b/Resume.docx
@@ -2,14 +2,6 @@
 <file path=word/document.xml><?xml version="1.0" encoding="utf-8"?>
 <w:document xmlns:wpc="http://schemas.microsoft.com/office/word/2010/wordprocessingCanvas" xmlns:cx="http://schemas.microsoft.com/office/drawing/2014/chartex" xmlns:cx1="http://schemas.microsoft.com/office/drawing/2015/9/8/chartex" xmlns:cx2="http://schemas.microsoft.com/office/drawing/2015/10/21/chartex" xmlns:cx3="http://schemas.microsoft.com/office/drawing/2016/5/9/chartex" xmlns:cx4="http://schemas.microsoft.com/office/drawing/2016/5/10/chartex" xmlns:cx5="http://schemas.microsoft.com/office/drawing/2016/5/11/chartex" xmlns:cx6="http://schemas.microsoft.com/office/drawing/2016/5/12/chartex" xmlns:cx7="http://schemas.microsoft.com/office/drawing/2016/5/13/chartex" xmlns:cx8="http://schemas.microsoft.com/office/drawing/2016/5/14/chartex" xmlns:mc="http://schemas.openxmlformats.org/markup-compatibility/2006" xmlns:aink="http://schemas.microsoft.com/office/drawing/2016/ink" xmlns:am3d="http://schemas.microsoft.com/office/drawing/2017/model3d" xmlns:o="urn:schemas-microsoft-com:office:office" xmlns:oel="http://schemas.microsoft.com/office/2019/extlst" xmlns:r="http://schemas.openxmlformats.org/officeDocument/2006/relationships" xmlns:m="http://schemas.openxmlformats.org/officeDocument/2006/math" xmlns:v="urn:schemas-microsoft-com:vml" xmlns:wp14="http://schemas.microsoft.com/office/word/2010/wordprocessingDrawing" xmlns:wp="http://schemas.openxmlformats.org/drawingml/2006/wordprocessingDrawing" xmlns:w10="urn:schemas-microsoft-com:office:word" xmlns:w="http://schemas.openxmlformats.org/wordprocessingml/2006/main" xmlns:w14="http://schemas.microsoft.com/office/word/2010/wordml" xmlns:w15="http://schemas.microsoft.com/office/word/2012/wordml" xmlns:w16cex="http://schemas.microsoft.com/office/word/2018/wordml/cex" xmlns:w16cid="http://schemas.microsoft.com/office/word/2016/wordml/cid" xmlns:w16="http://schemas.microsoft.com/office/word/2018/wordml" xmlns:w16du="http://schemas.microsoft.com/office/word/2023/wordml/word16du" xmlns:w16sdtdh="http://schemas.microsoft.com/office/word/2020/wordml/sdtdatahash" xmlns:w16sdtfl="http://schemas.microsoft.com/office/word/2024/wordml/sdtformatlock" xmlns:w16se="http://schemas.microsoft.com/office/word/2015/wordml/symex" xmlns:wpg="http://schemas.microsoft.com/office/word/2010/wordprocessingGroup" xmlns:wpi="http://schemas.microsoft.com/office/word/2010/wordprocessingInk" xmlns:wne="http://schemas.microsoft.com/office/word/2006/wordml" xmlns:wps="http://schemas.microsoft.com/office/word/2010/wordprocessingShape" mc:Ignorable="w14 w15 w16se w16cid w16 w16cex w16sdtdh w16sdtfl w16du wp14">
   <w:body>
-    <w:p>
-      <w:pPr>
-        <w:pStyle w:val="ImagePlaceholder"/>
-        <w:rPr>
-          <w:color w:val="000000" w:themeColor="text1"/>
-        </w:rPr>
-      </w:pPr>
-    </w:p>
     <w:p>
       <w:pPr>
         <w:pStyle w:val="Title"/>
@@ -111,7 +103,7 @@
       </w:tr>
       <w:tr>
         <w:trPr>
-          <w:trHeight w:val="331"/>
+          <w:trHeight w:val="225"/>
         </w:trPr>
         <w:tc>
           <w:tcPr>
@@ -131,7 +123,7 @@
       </w:tr>
       <w:tr>
         <w:trPr>
-          <w:trHeight w:val="331"/>
+          <w:trHeight w:val="138"/>
         </w:trPr>
         <w:tc>
           <w:tcPr>
@@ -237,6 +229,179 @@
                 <w:color w:val="000000" w:themeColor="text1"/>
               </w:rPr>
             </w:pPr>
+            <w:r>
+              <w:rPr>
+                <w:noProof/>
+                <w:color w:val="000000" w:themeColor="text1"/>
+              </w:rPr>
+              <mc:AlternateContent>
+                <mc:Choice Requires="wps">
+                  <w:drawing>
+                    <wp:anchor distT="45720" distB="45720" distL="114300" distR="114300" simplePos="0" relativeHeight="251661312" behindDoc="0" locked="0" layoutInCell="1" allowOverlap="1" wp14:anchorId="3D5D9CAC" wp14:editId="075C4C38">
+                      <wp:simplePos x="0" y="0"/>
+                      <wp:positionH relativeFrom="column">
+                        <wp:posOffset>2343150</wp:posOffset>
+                      </wp:positionH>
+                      <wp:positionV relativeFrom="paragraph">
+                        <wp:posOffset>102235</wp:posOffset>
+                      </wp:positionV>
+                      <wp:extent cx="3981450" cy="733425"/>
+                      <wp:effectExtent l="0" t="0" r="0" b="0"/>
+                      <wp:wrapSquare wrapText="bothSides"/>
+                      <wp:docPr id="217" name="Text Box 2"/>
+                      <wp:cNvGraphicFramePr>
+                        <a:graphicFrameLocks xmlns:a="http://schemas.openxmlformats.org/drawingml/2006/main"/>
+                      </wp:cNvGraphicFramePr>
+                      <a:graphic xmlns:a="http://schemas.openxmlformats.org/drawingml/2006/main">
+                        <a:graphicData uri="http://schemas.microsoft.com/office/word/2010/wordprocessingShape">
+                          <wps:wsp>
+                            <wps:cNvSpPr txBox="1">
+                              <a:spLocks noChangeArrowheads="1"/>
+                            </wps:cNvSpPr>
+                            <wps:spPr bwMode="auto">
+                              <a:xfrm>
+                                <a:off x="0" y="0"/>
+                                <a:ext cx="3981450" cy="733425"/>
+                              </a:xfrm>
+                              <a:prstGeom prst="rect">
+                                <a:avLst/>
+                              </a:prstGeom>
+                              <a:noFill/>
+                              <a:ln w="9525">
+                                <a:noFill/>
+                                <a:miter lim="800000"/>
+                                <a:headEnd/>
+                                <a:tailEnd/>
+                              </a:ln>
+                            </wps:spPr>
+                            <wps:txbx>
+                              <w:txbxContent>
+                                <w:p>
+                                  <w:pPr>
+                                    <w:pStyle w:val="ListBullet"/>
+                                    <w:rPr>
+                                      <w:color w:val="000000" w:themeColor="text1"/>
+                                    </w:rPr>
+                                  </w:pPr>
+                                  <w:r>
+                                    <w:rPr>
+                                      <w:color w:val="000000" w:themeColor="text1"/>
+                                    </w:rPr>
+                                    <w:t xml:space="preserve">Currently </w:t>
+                                  </w:r>
+                                  <w:r>
+                                    <w:rPr>
+                                      <w:color w:val="000000" w:themeColor="text1"/>
+                                    </w:rPr>
+                                    <w:t>p</w:t>
+                                  </w:r>
+                                  <w:r>
+                                    <w:rPr>
+                                      <w:color w:val="000000" w:themeColor="text1"/>
+                                    </w:rPr>
+                                    <w:t xml:space="preserve">ursuing a </w:t>
+                                  </w:r>
+                                  <w:r>
+                                    <w:rPr>
+                                      <w:color w:val="000000" w:themeColor="text1"/>
+                                    </w:rPr>
+                                    <w:t>Windows Server Hybrid Administrator Associate</w:t>
+                                  </w:r>
+                                </w:p>
+                                <w:p>
+                                  <w:pPr>
+                                    <w:pStyle w:val="ListBullet"/>
+                                    <w:rPr>
+                                      <w:color w:val="auto"/>
+                                    </w:rPr>
+                                  </w:pPr>
+                                  <w:r>
+                                    <w:rPr>
+                                      <w:color w:val="auto"/>
+                                    </w:rPr>
+                                    <w:t xml:space="preserve">Pursuing cloud and networking engineering </w:t>
+                                  </w:r>
+                                </w:p>
+                              </w:txbxContent>
+                            </wps:txbx>
+                            <wps:bodyPr rot="0" vert="horz" wrap="square" lIns="91440" tIns="45720" rIns="91440" bIns="45720" anchor="t" anchorCtr="0">
+                              <a:noAutofit/>
+                            </wps:bodyPr>
+                          </wps:wsp>
+                        </a:graphicData>
+                      </a:graphic>
+                      <wp14:sizeRelH relativeFrom="margin">
+                        <wp14:pctWidth>0</wp14:pctWidth>
+                      </wp14:sizeRelH>
+                      <wp14:sizeRelV relativeFrom="margin">
+                        <wp14:pctHeight>0</wp14:pctHeight>
+                      </wp14:sizeRelV>
+                    </wp:anchor>
+                  </w:drawing>
+                </mc:Choice>
+                <mc:Fallback>
+                  <w:pict>
+                    <v:shapetype w14:anchorId="3D5D9CAC" id="_x0000_t202" coordsize="21600,21600" o:spt="202" path="m,l,21600r21600,l21600,xe">
+                      <v:stroke joinstyle="miter"/>
+                      <v:path gradientshapeok="t" o:connecttype="rect"/>
+                    </v:shapetype>
+                    <v:shape id="Text Box 2" o:spid="_x0000_s1026" type="#_x0000_t202" style="position:absolute;margin-left:184.5pt;margin-top:8.05pt;width:313.5pt;height:57.75pt;z-index:251661312;visibility:visible;mso-wrap-style:square;mso-width-percent:0;mso-height-percent:0;mso-wrap-distance-left:9pt;mso-wrap-distance-top:3.6pt;mso-wrap-distance-right:9pt;mso-wrap-distance-bottom:3.6pt;mso-position-horizontal:absolute;mso-position-horizontal-relative:text;mso-position-vertical:absolute;mso-position-vertical-relative:text;mso-width-percent:0;mso-height-percent:0;mso-width-relative:margin;mso-height-relative:margin;v-text-anchor:top" o:gfxdata="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" filled="f" stroked="f">
+                      <v:textbox>
+                        <w:txbxContent>
+                          <w:p>
+                            <w:pPr>
+                              <w:pStyle w:val="ListBullet"/>
+                              <w:rPr>
+                                <w:color w:val="000000" w:themeColor="text1"/>
+                              </w:rPr>
+                            </w:pPr>
+                            <w:r>
+                              <w:rPr>
+                                <w:color w:val="000000" w:themeColor="text1"/>
+                              </w:rPr>
+                              <w:t xml:space="preserve">Currently </w:t>
+                            </w:r>
+                            <w:r>
+                              <w:rPr>
+                                <w:color w:val="000000" w:themeColor="text1"/>
+                              </w:rPr>
+                              <w:t>p</w:t>
+                            </w:r>
+                            <w:r>
+                              <w:rPr>
+                                <w:color w:val="000000" w:themeColor="text1"/>
+                              </w:rPr>
+                              <w:t xml:space="preserve">ursuing a </w:t>
+                            </w:r>
+                            <w:r>
+                              <w:rPr>
+                                <w:color w:val="000000" w:themeColor="text1"/>
+                              </w:rPr>
+                              <w:t>Windows Server Hybrid Administrator Associate</w:t>
+                            </w:r>
+                          </w:p>
+                          <w:p>
+                            <w:pPr>
+                              <w:pStyle w:val="ListBullet"/>
+                              <w:rPr>
+                                <w:color w:val="auto"/>
+                              </w:rPr>
+                            </w:pPr>
+                            <w:r>
+                              <w:rPr>
+                                <w:color w:val="auto"/>
+                              </w:rPr>
+                              <w:t xml:space="preserve">Pursuing cloud and networking engineering </w:t>
+                            </w:r>
+                          </w:p>
+                        </w:txbxContent>
+                      </v:textbox>
+                      <w10:wrap type="square"/>
+                    </v:shape>
+                  </w:pict>
+                </mc:Fallback>
+              </mc:AlternateContent>
+            </w:r>
           </w:p>
           <w:p>
             <w:pPr>
@@ -280,45 +445,11 @@
               <w:t>Associate of Applied Science Degree</w:t>
             </w:r>
           </w:p>
-          <w:p>
-            <w:pPr>
-              <w:pStyle w:val="ListBullet"/>
-              <w:rPr>
-                <w:color w:val="000000" w:themeColor="text1"/>
-              </w:rPr>
-            </w:pPr>
-            <w:r>
-              <w:rPr>
-                <w:color w:val="000000" w:themeColor="text1"/>
-              </w:rPr>
-              <w:t>Currently Pursuing a Google IT Support Certificate</w:t>
-            </w:r>
-          </w:p>
-          <w:p>
-            <w:pPr>
-              <w:pStyle w:val="ListBullet"/>
-              <w:rPr>
-                <w:color w:val="000000" w:themeColor="text1"/>
-              </w:rPr>
-            </w:pPr>
-            <w:r>
-              <w:rPr>
-                <w:color w:val="000000" w:themeColor="text1"/>
-              </w:rPr>
-              <w:t xml:space="preserve">Pursuing CyberSecurity </w:t>
-            </w:r>
-            <w:r>
-              <w:rPr>
-                <w:color w:val="000000" w:themeColor="text1"/>
-              </w:rPr>
-              <w:t>at WGU</w:t>
-            </w:r>
-          </w:p>
         </w:tc>
       </w:tr>
       <w:tr>
         <w:trPr>
-          <w:trHeight w:val="387"/>
+          <w:trHeight w:val="80"/>
         </w:trPr>
         <w:tc>
           <w:tcPr>
@@ -341,13 +472,13 @@
               <mc:AlternateContent>
                 <mc:Choice Requires="wps">
                   <w:drawing>
-                    <wp:anchor distT="0" distB="0" distL="114300" distR="114300" simplePos="0" relativeHeight="251659264" behindDoc="0" locked="0" layoutInCell="1" allowOverlap="1" wp14:anchorId="68A26346" wp14:editId="4028CFBF">
+                    <wp:anchor distT="0" distB="0" distL="114300" distR="114300" simplePos="0" relativeHeight="251659264" behindDoc="0" locked="0" layoutInCell="1" allowOverlap="1" wp14:anchorId="68A26346" wp14:editId="1D21DB90">
                       <wp:simplePos x="0" y="0"/>
                       <wp:positionH relativeFrom="column">
-                        <wp:posOffset>3105150</wp:posOffset>
+                        <wp:posOffset>3067050</wp:posOffset>
                       </wp:positionH>
                       <wp:positionV relativeFrom="paragraph">
-                        <wp:posOffset>206374</wp:posOffset>
+                        <wp:posOffset>120015</wp:posOffset>
                       </wp:positionV>
                       <wp:extent cx="3665220" cy="1609725"/>
                       <wp:effectExtent l="0" t="0" r="0" b="0"/>
@@ -398,23 +529,12 @@
                                     </w:tabs>
                                     <w:spacing w:line="240" w:lineRule="auto"/>
                                     <w:rPr>
-                                      <w:sz w:val="8"/>
-                                      <w:szCs w:val="10"/>
-                                    </w:rPr>
-                                  </w:pPr>
-                                </w:p>
-                                <w:p>
-                                  <w:pPr>
-                                    <w:tabs>
-                                      <w:tab w:val="left" w:pos="1647"/>
-                                    </w:tabs>
-                                    <w:spacing w:line="240" w:lineRule="auto"/>
-                                    <w:rPr>
                                       <w:b/>
                                       <w:bCs/>
                                       <w:color w:val="000000" w:themeColor="text1"/>
                                     </w:rPr>
                                   </w:pPr>
+                                  <w:proofErr w:type="spellStart"/>
                                   <w:r>
                                     <w:rPr>
                                       <w:b/>
@@ -423,6 +543,7 @@
                                     </w:rPr>
                                     <w:t>StreamDJ</w:t>
                                   </w:r>
+                                  <w:proofErr w:type="spellEnd"/>
                                   <w:r>
                                     <w:rPr>
                                       <w:b/>
@@ -543,11 +664,7 @@
                 </mc:Choice>
                 <mc:Fallback>
                   <w:pict>
-                    <v:shapetype w14:anchorId="68A26346" id="_x0000_t202" coordsize="21600,21600" o:spt="202" path="m,l,21600r21600,l21600,xe">
-                      <v:stroke joinstyle="miter"/>
-                      <v:path gradientshapeok="t" o:connecttype="rect"/>
-                    </v:shapetype>
-                    <v:shape id="Text Box 1" o:spid="_x0000_s1026" type="#_x0000_t202" style="position:absolute;margin-left:244.5pt;margin-top:16.25pt;width:288.6pt;height:126.75pt;z-index:251659264;visibility:visible;mso-wrap-style:square;mso-width-percent:0;mso-height-percent:0;mso-wrap-distance-left:9pt;mso-wrap-distance-top:0;mso-wrap-distance-right:9pt;mso-wrap-distance-bottom:0;mso-position-horizontal:absolute;mso-position-horizontal-relative:text;mso-position-vertical:absolute;mso-position-vertical-relative:text;mso-width-percent:0;mso-height-percent:0;mso-width-relative:margin;mso-height-relative:margin;v-text-anchor:top" o:gfxdata="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" filled="f" stroked="f" strokeweight=".5pt">
+                    <v:shape w14:anchorId="68A26346" id="Text Box 1" o:spid="_x0000_s1027" type="#_x0000_t202" style="position:absolute;margin-left:241.5pt;margin-top:9.45pt;width:288.6pt;height:126.75pt;z-index:251659264;visibility:visible;mso-wrap-style:square;mso-width-percent:0;mso-height-percent:0;mso-wrap-distance-left:9pt;mso-wrap-distance-top:0;mso-wrap-distance-right:9pt;mso-wrap-distance-bottom:0;mso-position-horizontal:absolute;mso-position-horizontal-relative:text;mso-position-vertical:absolute;mso-position-vertical-relative:text;mso-width-percent:0;mso-height-percent:0;mso-width-relative:margin;mso-height-relative:margin;v-text-anchor:top" o:gfxdata="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" filled="f" stroked="f" strokeweight=".5pt">
                       <v:textbox>
                         <w:txbxContent>
                           <w:p>
@@ -575,23 +692,12 @@
                               </w:tabs>
                               <w:spacing w:line="240" w:lineRule="auto"/>
                               <w:rPr>
-                                <w:sz w:val="8"/>
-                                <w:szCs w:val="10"/>
-                              </w:rPr>
-                            </w:pPr>
-                          </w:p>
-                          <w:p>
-                            <w:pPr>
-                              <w:tabs>
-                                <w:tab w:val="left" w:pos="1647"/>
-                              </w:tabs>
-                              <w:spacing w:line="240" w:lineRule="auto"/>
-                              <w:rPr>
                                 <w:b/>
                                 <w:bCs/>
                                 <w:color w:val="000000" w:themeColor="text1"/>
                               </w:rPr>
                             </w:pPr>
+                            <w:proofErr w:type="spellStart"/>
                             <w:r>
                               <w:rPr>
                                 <w:b/>
@@ -600,6 +706,7 @@
                               </w:rPr>
                               <w:t>StreamDJ</w:t>
                             </w:r>
+                            <w:proofErr w:type="spellEnd"/>
                             <w:r>
                               <w:rPr>
                                 <w:b/>
@@ -836,6 +943,7 @@
                     <w:t>, React, React Native, PostgreSQL, Ruby, C++,</w:t>
                   </w:r>
                 </w:p>
+                <w:bookmarkEnd w:id="0"/>
                 <w:p>
                   <w:pPr>
                     <w:pStyle w:val="ListBullet"/>
@@ -845,25 +953,18 @@
                   </w:pPr>
                   <w:r>
                     <w:rPr>
+                      <w:b/>
+                      <w:bCs/>
                       <w:color w:val="000000" w:themeColor="text1"/>
                     </w:rPr>
-                    <w:t>Problem Solver</w:t>
+                    <w:t>Cloud &amp; Infrastructure:</w:t>
                   </w:r>
-                </w:p>
-                <w:p>
-                  <w:pPr>
-                    <w:pStyle w:val="ListBullet"/>
-                    <w:rPr>
-                      <w:color w:val="000000" w:themeColor="text1"/>
-                    </w:rPr>
-                  </w:pPr>
                   <w:r>
                     <w:rPr>
                       <w:color w:val="000000" w:themeColor="text1"/>
                     </w:rPr>
-                    <w:t>Team Player</w:t>
+                    <w:t xml:space="preserve"> Azure, Entra ID (Azure AD), Intune, Exchange Admin (cloud &amp; hybrid), SharePoint, ManageEngine, Active Directory</w:t>
                   </w:r>
-                  <w:bookmarkEnd w:id="0"/>
                 </w:p>
               </w:tc>
               <w:tc>
@@ -896,7 +997,7 @@
       </w:tr>
       <w:tr>
         <w:trPr>
-          <w:trHeight w:val="459"/>
+          <w:trHeight w:val="450"/>
         </w:trPr>
         <w:tc>
           <w:tcPr>
@@ -919,14 +1020,6 @@
       <w:pPr>
         <w:pStyle w:val="Heading1"/>
         <w:rPr>
-          <w:color w:val="000000" w:themeColor="text1"/>
-        </w:rPr>
-      </w:pPr>
-    </w:p>
-    <w:p>
-      <w:pPr>
-        <w:pStyle w:val="Heading1"/>
-        <w:rPr>
           <w:color w:val="auto"/>
         </w:rPr>
       </w:pPr>
@@ -946,6 +1039,255 @@
       </w:pPr>
       <w:r>
         <w:rPr>
+          <w:bCs/>
+          <w:color w:val="auto"/>
+        </w:rPr>
+        <w:t>Information Systems Intern | Central Payments | Sioux Falls, SD</w:t>
+      </w:r>
+      <w:r>
+        <w:rPr>
+          <w:color w:val="auto"/>
+        </w:rPr>
+        <w:br/>
+      </w:r>
+      <w:r>
+        <w:rPr>
+          <w:bCs/>
+          <w:color w:val="auto"/>
+        </w:rPr>
+        <w:t>July</w:t>
+      </w:r>
+      <w:r>
+        <w:rPr>
+          <w:bCs/>
+          <w:color w:val="auto"/>
+        </w:rPr>
+        <w:t xml:space="preserve"> 202</w:t>
+      </w:r>
+      <w:r>
+        <w:rPr>
+          <w:bCs/>
+          <w:color w:val="auto"/>
+        </w:rPr>
+        <w:t>5</w:t>
+      </w:r>
+      <w:r>
+        <w:rPr>
+          <w:bCs/>
+          <w:color w:val="auto"/>
+        </w:rPr>
+        <w:t xml:space="preserve"> – Present</w:t>
+      </w:r>
+    </w:p>
+    <w:p>
+      <w:pPr>
+        <w:pStyle w:val="Heading2"/>
+        <w:rPr>
+          <w:color w:val="53BB89" w:themeColor="accent5"/>
+        </w:rPr>
+      </w:pPr>
+      <w:r>
+        <w:rPr>
+          <w:color w:val="53BB89" w:themeColor="accent5"/>
+        </w:rPr>
+        <w:t xml:space="preserve">• </w:t>
+      </w:r>
+      <w:r>
+        <w:rPr>
+          <w:b w:val="0"/>
+          <w:bCs/>
+          <w:color w:val="auto"/>
+        </w:rPr>
+        <w:t>Supported and maintained Azure Cloud infrastructure, including user provisioning, device compliance, and cloud resource configuration.</w:t>
+      </w:r>
+    </w:p>
+    <w:p>
+      <w:pPr>
+        <w:pStyle w:val="Heading2"/>
+        <w:rPr>
+          <w:b w:val="0"/>
+          <w:bCs/>
+          <w:color w:val="53BB89" w:themeColor="accent5"/>
+        </w:rPr>
+      </w:pPr>
+      <w:r>
+        <w:rPr>
+          <w:color w:val="53BB89" w:themeColor="accent5"/>
+        </w:rPr>
+        <w:t xml:space="preserve">• </w:t>
+      </w:r>
+      <w:r>
+        <w:rPr>
+          <w:b w:val="0"/>
+          <w:bCs/>
+          <w:color w:val="auto"/>
+        </w:rPr>
+        <w:t>Assisted with installation, testing, and troubleshooting of enterprise applications including Office 365, Exchange, web security tools, and internal business systems.</w:t>
+      </w:r>
+    </w:p>
+    <w:p>
+      <w:pPr>
+        <w:pStyle w:val="Heading2"/>
+        <w:rPr>
+          <w:b w:val="0"/>
+          <w:bCs/>
+          <w:color w:val="auto"/>
+        </w:rPr>
+      </w:pPr>
+      <w:r>
+        <w:rPr>
+          <w:b w:val="0"/>
+          <w:bCs/>
+          <w:color w:val="53BB89" w:themeColor="accent5"/>
+        </w:rPr>
+        <w:t xml:space="preserve">• </w:t>
+      </w:r>
+      <w:r>
+        <w:rPr>
+          <w:b w:val="0"/>
+          <w:bCs/>
+          <w:color w:val="auto"/>
+        </w:rPr>
+        <w:t>Provided Tier 1–2 help desk support, managing ticket flow, diagnosing issues, and escalating when needed.</w:t>
+      </w:r>
+    </w:p>
+    <w:p>
+      <w:pPr>
+        <w:pStyle w:val="Heading2"/>
+        <w:rPr>
+          <w:b w:val="0"/>
+          <w:bCs/>
+          <w:color w:val="auto"/>
+        </w:rPr>
+      </w:pPr>
+      <w:r>
+        <w:rPr>
+          <w:b w:val="0"/>
+          <w:bCs/>
+          <w:color w:val="53BB89" w:themeColor="accent5"/>
+        </w:rPr>
+        <w:t xml:space="preserve">• </w:t>
+      </w:r>
+      <w:r>
+        <w:rPr>
+          <w:b w:val="0"/>
+          <w:bCs/>
+          <w:color w:val="auto"/>
+        </w:rPr>
+        <w:t>Helped configure and deploy PCs, networking hardware, and mobile devices in compliance with IT security policies.</w:t>
+      </w:r>
+    </w:p>
+    <w:p>
+      <w:pPr>
+        <w:pStyle w:val="Heading2"/>
+        <w:rPr>
+          <w:b w:val="0"/>
+          <w:bCs/>
+          <w:color w:val="auto"/>
+        </w:rPr>
+      </w:pPr>
+      <w:r>
+        <w:rPr>
+          <w:color w:val="53BB89" w:themeColor="accent5"/>
+        </w:rPr>
+        <w:t xml:space="preserve">• </w:t>
+      </w:r>
+      <w:r>
+        <w:rPr>
+          <w:b w:val="0"/>
+          <w:bCs/>
+          <w:color w:val="auto"/>
+        </w:rPr>
+        <w:t>Managed Active Directory/Entra ID accounts and group permissions, maintaining role-based access control.</w:t>
+      </w:r>
+    </w:p>
+    <w:p>
+      <w:pPr>
+        <w:pStyle w:val="Heading2"/>
+        <w:rPr>
+          <w:b w:val="0"/>
+          <w:bCs/>
+          <w:color w:val="auto"/>
+        </w:rPr>
+      </w:pPr>
+      <w:r>
+        <w:rPr>
+          <w:color w:val="53BB89" w:themeColor="accent5"/>
+        </w:rPr>
+        <w:t xml:space="preserve">• </w:t>
+      </w:r>
+      <w:r>
+        <w:rPr>
+          <w:b w:val="0"/>
+          <w:bCs/>
+          <w:color w:val="auto"/>
+        </w:rPr>
+        <w:t>Collaborated with vendors to monitor data storage and system performance, escalating anomalies for resolution.</w:t>
+      </w:r>
+    </w:p>
+    <w:p>
+      <w:pPr>
+        <w:pStyle w:val="Heading2"/>
+        <w:rPr>
+          <w:color w:val="53BB89" w:themeColor="accent5"/>
+        </w:rPr>
+      </w:pPr>
+      <w:r>
+        <w:rPr>
+          <w:color w:val="53BB89" w:themeColor="accent5"/>
+        </w:rPr>
+        <w:t xml:space="preserve">• </w:t>
+      </w:r>
+      <w:r>
+        <w:rPr>
+          <w:b w:val="0"/>
+          <w:bCs/>
+          <w:color w:val="auto"/>
+        </w:rPr>
+        <w:t>Maintained IT documentation, setup guides, and internal training materials for repeatable processes.</w:t>
+      </w:r>
+    </w:p>
+    <w:p>
+      <w:pPr>
+        <w:pStyle w:val="Heading2"/>
+        <w:rPr>
+          <w:b w:val="0"/>
+          <w:bCs/>
+          <w:color w:val="auto"/>
+        </w:rPr>
+      </w:pPr>
+      <w:r>
+        <w:rPr>
+          <w:color w:val="53BB89" w:themeColor="accent5"/>
+        </w:rPr>
+        <w:t xml:space="preserve">• </w:t>
+      </w:r>
+      <w:r>
+        <w:rPr>
+          <w:b w:val="0"/>
+          <w:bCs/>
+          <w:color w:val="auto"/>
+        </w:rPr>
+        <w:t>Tracked IT assets and software licenses, ensuring compliance with corporate security standards.</w:t>
+      </w:r>
+    </w:p>
+    <w:p>
+      <w:pPr>
+        <w:pStyle w:val="Heading2"/>
+        <w:rPr>
+          <w:color w:val="auto"/>
+        </w:rPr>
+      </w:pPr>
+    </w:p>
+    <w:p>
+      <w:pPr>
+        <w:pStyle w:val="Heading2"/>
+        <w:rPr>
+          <w:color w:val="auto"/>
+        </w:rPr>
+      </w:pPr>
+      <w:r>
+        <w:rPr>
           <w:color w:val="auto"/>
         </w:rPr>
         <w:t xml:space="preserve">Amazon </w:t>
@@ -1016,10 +1358,15 @@
         <w:rPr>
           <w:color w:val="auto"/>
         </w:rPr>
-        <w:t xml:space="preserve"> – Current</w:t>
+        <w:t xml:space="preserve"> – </w:t>
+      </w:r>
+      <w:r>
+        <w:rPr>
+          <w:color w:val="auto"/>
+        </w:rPr>
+        <w:t>June 2025</w:t>
       </w:r>
     </w:p>
-    <w:p/>
     <w:p>
       <w:pPr>
         <w:pStyle w:val="ListBullet"/>
@@ -1093,101 +1440,6 @@
           <w:color w:val="auto"/>
         </w:rPr>
       </w:pPr>
-    </w:p>
-    <w:p>
-      <w:pPr>
-        <w:pStyle w:val="Heading2"/>
-        <w:rPr>
-          <w:color w:val="auto"/>
-        </w:rPr>
-      </w:pPr>
-      <w:r>
-        <w:rPr>
-          <w:color w:val="auto"/>
-        </w:rPr>
-        <w:t>Aisle Online Personal Shopper | Hy-Vee | Sioux Falls, SD</w:t>
-      </w:r>
-    </w:p>
-    <w:p>
-      <w:pPr>
-        <w:pStyle w:val="Heading2"/>
-        <w:rPr>
-          <w:color w:val="auto"/>
-        </w:rPr>
-      </w:pPr>
-      <w:r>
-        <w:rPr>
-          <w:color w:val="auto"/>
-        </w:rPr>
-        <w:t xml:space="preserve">February 2021 – </w:t>
-      </w:r>
-      <w:r>
-        <w:rPr>
-          <w:color w:val="auto"/>
-        </w:rPr>
-        <w:t>March 2023</w:t>
-      </w:r>
-    </w:p>
-    <w:p/>
-    <w:p>
-      <w:pPr>
-        <w:pStyle w:val="ListBullet"/>
-        <w:rPr>
-          <w:color w:val="auto"/>
-        </w:rPr>
-      </w:pPr>
-      <w:r>
-        <w:rPr>
-          <w:color w:val="auto"/>
-        </w:rPr>
-        <w:t>Responsible for selecting “the best of the best” products for online shoppers.</w:t>
-      </w:r>
-    </w:p>
-    <w:p>
-      <w:pPr>
-        <w:pStyle w:val="ListBullet"/>
-        <w:rPr>
-          <w:color w:val="auto"/>
-        </w:rPr>
-      </w:pPr>
-      <w:r>
-        <w:rPr>
-          <w:color w:val="auto"/>
-        </w:rPr>
-        <w:t>A</w:t>
-      </w:r>
-      <w:r>
-        <w:rPr>
-          <w:color w:val="auto"/>
-        </w:rPr>
-        <w:t>lso</w:t>
-      </w:r>
-      <w:r>
-        <w:rPr>
-          <w:color w:val="auto"/>
-        </w:rPr>
-        <w:t xml:space="preserve"> </w:t>
-      </w:r>
-      <w:r>
-        <w:rPr>
-          <w:color w:val="auto"/>
-        </w:rPr>
-        <w:t>responsible for accurately selecting groceries ordered online by customers.</w:t>
-      </w:r>
-    </w:p>
-    <w:p>
-      <w:pPr>
-        <w:pStyle w:val="ListBullet"/>
-        <w:rPr>
-          <w:color w:val="auto"/>
-        </w:rPr>
-      </w:pPr>
-      <w:r>
-        <w:rPr>
-          <w:color w:val="auto"/>
-        </w:rPr>
-        <w:t>Organized picked orders in designated areas for efficient retrieval by customers or delivery personnel.</w:t>
-      </w:r>
     </w:p>
     <w:p>
       <w:pPr>
@@ -3358,7 +3610,6 @@
   <w:style w:type="character" w:default="1" w:styleId="DefaultParagraphFont">
     <w:name w:val="Default Paragraph Font"/>
     <w:uiPriority w:val="1"/>
-    <w:semiHidden/>
     <w:unhideWhenUsed/>
   </w:style>
   <w:style w:type="table" w:default="1" w:styleId="TableNormal">
@@ -3842,12 +4093,14 @@
     <w:rsid w:val="00591342"/>
     <w:rsid w:val="005E0C31"/>
     <w:rsid w:val="00605D28"/>
+    <w:rsid w:val="0068743A"/>
     <w:rsid w:val="00761E88"/>
     <w:rsid w:val="007B028B"/>
     <w:rsid w:val="00946F31"/>
     <w:rsid w:val="00967DF4"/>
     <w:rsid w:val="009F2178"/>
     <w:rsid w:val="00B2761E"/>
+    <w:rsid w:val="00B64C98"/>
     <w:rsid w:val="00C43123"/>
     <w:rsid w:val="00C6166F"/>
     <w:rsid w:val="00C73ED7"/>
@@ -4613,35 +4866,6 @@
 </file>
 
 <file path=customXml/item1.xml><?xml version="1.0" encoding="utf-8"?>
-<p:properties xmlns:p="http://schemas.microsoft.com/office/2006/metadata/properties" xmlns:xsi="http://www.w3.org/2001/XMLSchema-instance" xmlns:pc="http://schemas.microsoft.com/office/infopath/2007/PartnerControls">
-  <documentManagement>
-    <_ip_UnifiedCompliancePolicyUIAction xmlns="http://schemas.microsoft.com/sharepoint/v3" xsi:nil="true"/>
-    <Image xmlns="71af3243-3dd4-4a8d-8c0d-dd76da1f02a5">
-      <Url xsi:nil="true"/>
-      <Description xsi:nil="true"/>
-    </Image>
-    <Status xmlns="71af3243-3dd4-4a8d-8c0d-dd76da1f02a5">Not started</Status>
-    <Background xmlns="71af3243-3dd4-4a8d-8c0d-dd76da1f02a5">false</Background>
-    <_ip_UnifiedCompliancePolicyProperties xmlns="http://schemas.microsoft.com/sharepoint/v3" xsi:nil="true"/>
-    <ImageTagsTaxHTField xmlns="71af3243-3dd4-4a8d-8c0d-dd76da1f02a5">
-      <Terms xmlns="http://schemas.microsoft.com/office/infopath/2007/PartnerControls"/>
-    </ImageTagsTaxHTField>
-    <TaxCatchAll xmlns="230e9df3-be65-4c73-a93b-d1236ebd677e" xsi:nil="true"/>
-    <MediaServiceKeyPoints xmlns="71af3243-3dd4-4a8d-8c0d-dd76da1f02a5" xsi:nil="true"/>
-  </documentManagement>
-</p:properties>
-</file>
-
-<file path=customXml/item2.xml><?xml version="1.0" encoding="utf-8"?>
-<?mso-contentType ?>
-<FormTemplates xmlns="http://schemas.microsoft.com/sharepoint/v3/contenttype/forms">
-  <Display>DocumentLibraryForm</Display>
-  <Edit>DocumentLibraryForm</Edit>
-  <New>DocumentLibraryForm</New>
-</FormTemplates>
-</file>
-
-<file path=customXml/item3.xml><?xml version="1.0" encoding="utf-8"?>
 <ct:contentTypeSchema xmlns:ct="http://schemas.microsoft.com/office/2006/metadata/contentType" xmlns:ma="http://schemas.microsoft.com/office/2006/metadata/properties/metaAttributes" ct:_="" ma:_="" ma:contentTypeName="Document" ma:contentTypeID="0x01010079F111ED35F8CC479449609E8A0923A6" ma:contentTypeVersion="26" ma:contentTypeDescription="Create a new document." ma:contentTypeScope="" ma:versionID="ac37c1753acd5e330d2062ccec26ea66">
   <xsd:schema xmlns:xsd="http://www.w3.org/2001/XMLSchema" xmlns:xs="http://www.w3.org/2001/XMLSchema" xmlns:p="http://schemas.microsoft.com/office/2006/metadata/properties" xmlns:ns1="http://schemas.microsoft.com/sharepoint/v3" xmlns:ns2="71af3243-3dd4-4a8d-8c0d-dd76da1f02a5" xmlns:ns3="16c05727-aa75-4e4a-9b5f-8a80a1165891" xmlns:ns4="230e9df3-be65-4c73-a93b-d1236ebd677e" targetNamespace="http://schemas.microsoft.com/office/2006/metadata/properties" ma:root="true" ma:fieldsID="3b340c7101c92c5120abd06486f94548" ns1:_="" ns2:_="" ns3:_="" ns4:_="">
     <xsd:import namespace="http://schemas.microsoft.com/sharepoint/v3"/>
@@ -4941,27 +5165,36 @@
 </ct:contentTypeSchema>
 </file>
 
-<file path=customXml/itemProps1.xml><?xml version="1.0" encoding="utf-8"?>
-<ds:datastoreItem xmlns:ds="http://schemas.openxmlformats.org/officeDocument/2006/customXml" ds:itemID="{92C5BE0E-1816-478D-B13D-02A7AE57DA57}">
-  <ds:schemaRefs>
-    <ds:schemaRef ds:uri="http://schemas.microsoft.com/office/2006/metadata/properties"/>
-    <ds:schemaRef ds:uri="http://schemas.microsoft.com/office/infopath/2007/PartnerControls"/>
-    <ds:schemaRef ds:uri="http://schemas.microsoft.com/sharepoint/v3"/>
-    <ds:schemaRef ds:uri="71af3243-3dd4-4a8d-8c0d-dd76da1f02a5"/>
-    <ds:schemaRef ds:uri="230e9df3-be65-4c73-a93b-d1236ebd677e"/>
-  </ds:schemaRefs>
-</ds:datastoreItem>
+<file path=customXml/item2.xml><?xml version="1.0" encoding="utf-8"?>
+<?mso-contentType ?>
+<FormTemplates xmlns="http://schemas.microsoft.com/sharepoint/v3/contenttype/forms">
+  <Display>DocumentLibraryForm</Display>
+  <Edit>DocumentLibraryForm</Edit>
+  <New>DocumentLibraryForm</New>
+</FormTemplates>
 </file>
 
-<file path=customXml/itemProps2.xml><?xml version="1.0" encoding="utf-8"?>
-<ds:datastoreItem xmlns:ds="http://schemas.openxmlformats.org/officeDocument/2006/customXml" ds:itemID="{31C548D7-B355-4E45-99CA-12CACF7FF44A}">
-  <ds:schemaRefs>
-    <ds:schemaRef ds:uri="http://schemas.microsoft.com/sharepoint/v3/contenttype/forms"/>
-  </ds:schemaRefs>
-</ds:datastoreItem>
+<file path=customXml/item3.xml><?xml version="1.0" encoding="utf-8"?>
+<p:properties xmlns:p="http://schemas.microsoft.com/office/2006/metadata/properties" xmlns:xsi="http://www.w3.org/2001/XMLSchema-instance" xmlns:pc="http://schemas.microsoft.com/office/infopath/2007/PartnerControls">
+  <documentManagement>
+    <_ip_UnifiedCompliancePolicyUIAction xmlns="http://schemas.microsoft.com/sharepoint/v3" xsi:nil="true"/>
+    <Image xmlns="71af3243-3dd4-4a8d-8c0d-dd76da1f02a5">
+      <Url xsi:nil="true"/>
+      <Description xsi:nil="true"/>
+    </Image>
+    <Status xmlns="71af3243-3dd4-4a8d-8c0d-dd76da1f02a5">Not started</Status>
+    <Background xmlns="71af3243-3dd4-4a8d-8c0d-dd76da1f02a5">false</Background>
+    <_ip_UnifiedCompliancePolicyProperties xmlns="http://schemas.microsoft.com/sharepoint/v3" xsi:nil="true"/>
+    <ImageTagsTaxHTField xmlns="71af3243-3dd4-4a8d-8c0d-dd76da1f02a5">
+      <Terms xmlns="http://schemas.microsoft.com/office/infopath/2007/PartnerControls"/>
+    </ImageTagsTaxHTField>
+    <TaxCatchAll xmlns="230e9df3-be65-4c73-a93b-d1236ebd677e" xsi:nil="true"/>
+    <MediaServiceKeyPoints xmlns="71af3243-3dd4-4a8d-8c0d-dd76da1f02a5" xsi:nil="true"/>
+  </documentManagement>
+</p:properties>
 </file>
 
-<file path=customXml/itemProps3.xml><?xml version="1.0" encoding="utf-8"?>
+<file path=customXml/itemProps1.xml><?xml version="1.0" encoding="utf-8"?>
 <ds:datastoreItem xmlns:ds="http://schemas.openxmlformats.org/officeDocument/2006/customXml" ds:itemID="{A6511EA9-0D3F-4629-9CC1-D38348447E48}">
   <ds:schemaRefs>
     <ds:schemaRef ds:uri="http://schemas.microsoft.com/office/2006/metadata/contentType"/>
@@ -4982,6 +5215,26 @@
 </ds:datastoreItem>
 </file>
 
+<file path=customXml/itemProps2.xml><?xml version="1.0" encoding="utf-8"?>
+<ds:datastoreItem xmlns:ds="http://schemas.openxmlformats.org/officeDocument/2006/customXml" ds:itemID="{31C548D7-B355-4E45-99CA-12CACF7FF44A}">
+  <ds:schemaRefs>
+    <ds:schemaRef ds:uri="http://schemas.microsoft.com/sharepoint/v3/contenttype/forms"/>
+  </ds:schemaRefs>
+</ds:datastoreItem>
+</file>
+
+<file path=customXml/itemProps3.xml><?xml version="1.0" encoding="utf-8"?>
+<ds:datastoreItem xmlns:ds="http://schemas.openxmlformats.org/officeDocument/2006/customXml" ds:itemID="{92C5BE0E-1816-478D-B13D-02A7AE57DA57}">
+  <ds:schemaRefs>
+    <ds:schemaRef ds:uri="http://schemas.microsoft.com/office/2006/metadata/properties"/>
+    <ds:schemaRef ds:uri="http://schemas.microsoft.com/office/infopath/2007/PartnerControls"/>
+    <ds:schemaRef ds:uri="http://schemas.microsoft.com/sharepoint/v3"/>
+    <ds:schemaRef ds:uri="71af3243-3dd4-4a8d-8c0d-dd76da1f02a5"/>
+    <ds:schemaRef ds:uri="230e9df3-be65-4c73-a93b-d1236ebd677e"/>
+  </ds:schemaRefs>
+</ds:datastoreItem>
+</file>
+
 <file path=docMetadata/LabelInfo.xml><?xml version="1.0" encoding="utf-8"?>
 <clbl:labelList xmlns:clbl="http://schemas.microsoft.com/office/2020/mipLabelMetadata"/>
 </file>
--- a/Resume.docx
+++ b/Resume.docx
@@ -307,6 +307,12 @@
                                     </w:rPr>
                                     <w:t>Windows Server Hybrid Administrator Associate</w:t>
                                   </w:r>
+                                  <w:r>
+                                    <w:rPr>
+                                      <w:color w:val="000000" w:themeColor="text1"/>
+                                    </w:rPr>
+                                    <w:t xml:space="preserve"> Certificate</w:t>
+                                  </w:r>
                                 </w:p>
                                 <w:p>
                                   <w:pPr>
@@ -319,7 +325,25 @@
                                     <w:rPr>
                                       <w:color w:val="auto"/>
                                     </w:rPr>
-                                    <w:t xml:space="preserve">Pursuing cloud and networking engineering </w:t>
+                                    <w:t>Pursuing cloud and networking engineering</w:t>
+                                  </w:r>
+                                  <w:r>
+                                    <w:rPr>
+                                      <w:color w:val="auto"/>
+                                    </w:rPr>
+                                    <w:t xml:space="preserve"> degree</w:t>
+                                  </w:r>
+                                  <w:r>
+                                    <w:rPr>
+                                      <w:color w:val="auto"/>
+                                    </w:rPr>
+                                    <w:t xml:space="preserve"> </w:t>
+                                  </w:r>
+                                  <w:r>
+                                    <w:rPr>
+                                      <w:color w:val="auto"/>
+                                    </w:rPr>
+                                    <w:t>at WGU</w:t>
                                   </w:r>
                                 </w:p>
                               </w:txbxContent>
@@ -379,6 +403,12 @@
                               </w:rPr>
                               <w:t>Windows Server Hybrid Administrator Associate</w:t>
                             </w:r>
+                            <w:r>
+                              <w:rPr>
+                                <w:color w:val="000000" w:themeColor="text1"/>
+                              </w:rPr>
+                              <w:t xml:space="preserve"> Certificate</w:t>
+                            </w:r>
                           </w:p>
                           <w:p>
                             <w:pPr>
@@ -391,7 +421,25 @@
                               <w:rPr>
                                 <w:color w:val="auto"/>
                               </w:rPr>
-                              <w:t xml:space="preserve">Pursuing cloud and networking engineering </w:t>
+                              <w:t>Pursuing cloud and networking engineering</w:t>
+                            </w:r>
+                            <w:r>
+                              <w:rPr>
+                                <w:color w:val="auto"/>
+                              </w:rPr>
+                              <w:t xml:space="preserve"> degree</w:t>
+                            </w:r>
+                            <w:r>
+                              <w:rPr>
+                                <w:color w:val="auto"/>
+                              </w:rPr>
+                              <w:t xml:space="preserve"> </w:t>
+                            </w:r>
+                            <w:r>
+                              <w:rPr>
+                                <w:color w:val="auto"/>
+                              </w:rPr>
+                              <w:t>at WGU</w:t>
                             </w:r>
                           </w:p>
                         </w:txbxContent>
@@ -534,7 +582,6 @@
                                       <w:color w:val="000000" w:themeColor="text1"/>
                                     </w:rPr>
                                   </w:pPr>
-                                  <w:proofErr w:type="spellStart"/>
                                   <w:r>
                                     <w:rPr>
                                       <w:b/>
@@ -543,7 +590,6 @@
                                     </w:rPr>
                                     <w:t>StreamDJ</w:t>
                                   </w:r>
-                                  <w:proofErr w:type="spellEnd"/>
                                   <w:r>
                                     <w:rPr>
                                       <w:b/>
@@ -697,7 +743,6 @@
                                 <w:color w:val="000000" w:themeColor="text1"/>
                               </w:rPr>
                             </w:pPr>
-                            <w:proofErr w:type="spellStart"/>
                             <w:r>
                               <w:rPr>
                                 <w:b/>
@@ -706,7 +751,6 @@
                               </w:rPr>
                               <w:t>StreamDJ</w:t>
                             </w:r>
-                            <w:proofErr w:type="spellEnd"/>
                             <w:r>
                               <w:rPr>
                                 <w:b/>
@@ -4086,6 +4130,7 @@
     <w:rsid w:val="000B14CB"/>
     <w:rsid w:val="001078AE"/>
     <w:rsid w:val="00206672"/>
+    <w:rsid w:val="0026428A"/>
     <w:rsid w:val="003168B2"/>
     <w:rsid w:val="00424CB8"/>
     <w:rsid w:val="0045694D"/>
@@ -4093,7 +4138,6 @@
     <w:rsid w:val="00591342"/>
     <w:rsid w:val="005E0C31"/>
     <w:rsid w:val="00605D28"/>
-    <w:rsid w:val="0068743A"/>
     <w:rsid w:val="00761E88"/>
     <w:rsid w:val="007B028B"/>
     <w:rsid w:val="00946F31"/>

--- a/Resume.docx
+++ b/Resume.docx
@@ -18,7 +18,7 @@
     </w:p>
     <w:tbl>
       <w:tblPr>
-        <w:tblW w:w="10530" w:type="dxa"/>
+        <w:tblW w:w="10080" w:type="dxa"/>
         <w:tblCellMar>
           <w:left w:w="0" w:type="dxa"/>
           <w:right w:w="0" w:type="dxa"/>
@@ -26,12 +26,12 @@
         <w:tblLook w:val="0600" w:firstRow="0" w:lastRow="0" w:firstColumn="0" w:lastColumn="0" w:noHBand="1" w:noVBand="1"/>
       </w:tblPr>
       <w:tblGrid>
-        <w:gridCol w:w="10530"/>
+        <w:gridCol w:w="10080"/>
       </w:tblGrid>
       <w:tr>
         <w:tc>
           <w:tcPr>
-            <w:tcW w:w="10530" w:type="dxa"/>
+            <w:tcW w:w="10080" w:type="dxa"/>
           </w:tcPr>
           <w:p>
             <w:pPr>
@@ -107,7 +107,7 @@
         </w:trPr>
         <w:tc>
           <w:tcPr>
-            <w:tcW w:w="10530" w:type="dxa"/>
+            <w:tcW w:w="10080" w:type="dxa"/>
             <w:tcBorders>
               <w:bottom w:val="single" w:sz="24" w:space="0" w:color="53BB89" w:themeColor="accent5"/>
             </w:tcBorders>
@@ -123,11 +123,11 @@
       </w:tr>
       <w:tr>
         <w:trPr>
-          <w:trHeight w:val="138"/>
+          <w:trHeight w:val="20"/>
         </w:trPr>
         <w:tc>
           <w:tcPr>
-            <w:tcW w:w="10530" w:type="dxa"/>
+            <w:tcW w:w="10080" w:type="dxa"/>
             <w:tcBorders>
               <w:top w:val="single" w:sz="24" w:space="0" w:color="53BB89" w:themeColor="accent5"/>
             </w:tcBorders>
@@ -147,7 +147,7 @@
         </w:trPr>
         <w:tc>
           <w:tcPr>
-            <w:tcW w:w="10530" w:type="dxa"/>
+            <w:tcW w:w="10080" w:type="dxa"/>
           </w:tcPr>
           <w:p>
             <w:pPr>
@@ -318,33 +318,23 @@
                                   <w:pPr>
                                     <w:pStyle w:val="ListBullet"/>
                                     <w:rPr>
-                                      <w:color w:val="auto"/>
+                                      <w:color w:val="000000" w:themeColor="text1"/>
                                     </w:rPr>
                                   </w:pPr>
                                   <w:r>
                                     <w:rPr>
-                                      <w:color w:val="auto"/>
+                                      <w:color w:val="000000" w:themeColor="text1"/>
                                     </w:rPr>
-                                    <w:t>Pursuing cloud and networking engineering</w:t>
+                                    <w:t>Software Support Specialist Certificate</w:t>
                                   </w:r>
-                                  <w:r>
+                                </w:p>
+                                <w:p>
+                                  <w:pPr>
+                                    <w:pStyle w:val="ListBullet"/>
                                     <w:rPr>
                                       <w:color w:val="auto"/>
                                     </w:rPr>
-                                    <w:t xml:space="preserve"> degree</w:t>
-                                  </w:r>
-                                  <w:r>
-                                    <w:rPr>
-                                      <w:color w:val="auto"/>
-                                    </w:rPr>
-                                    <w:t xml:space="preserve"> </w:t>
-                                  </w:r>
-                                  <w:r>
-                                    <w:rPr>
-                                      <w:color w:val="auto"/>
-                                    </w:rPr>
-                                    <w:t>at WGU</w:t>
-                                  </w:r>
+                                  </w:pPr>
                                 </w:p>
                               </w:txbxContent>
                             </wps:txbx>
@@ -414,33 +404,23 @@
                             <w:pPr>
                               <w:pStyle w:val="ListBullet"/>
                               <w:rPr>
-                                <w:color w:val="auto"/>
+                                <w:color w:val="000000" w:themeColor="text1"/>
                               </w:rPr>
                             </w:pPr>
                             <w:r>
                               <w:rPr>
-                                <w:color w:val="auto"/>
+                                <w:color w:val="000000" w:themeColor="text1"/>
                               </w:rPr>
-                              <w:t>Pursuing cloud and networking engineering</w:t>
+                              <w:t>Software Support Specialist Certificate</w:t>
                             </w:r>
-                            <w:r>
+                          </w:p>
+                          <w:p>
+                            <w:pPr>
+                              <w:pStyle w:val="ListBullet"/>
                               <w:rPr>
                                 <w:color w:val="auto"/>
                               </w:rPr>
-                              <w:t xml:space="preserve"> degree</w:t>
-                            </w:r>
-                            <w:r>
-                              <w:rPr>
-                                <w:color w:val="auto"/>
-                              </w:rPr>
-                              <w:t xml:space="preserve"> </w:t>
-                            </w:r>
-                            <w:r>
-                              <w:rPr>
-                                <w:color w:val="auto"/>
-                              </w:rPr>
-                              <w:t>at WGU</w:t>
-                            </w:r>
+                            </w:pPr>
                           </w:p>
                         </w:txbxContent>
                       </v:textbox>
@@ -476,21 +456,39 @@
               <w:rPr>
                 <w:color w:val="000000" w:themeColor="text1"/>
               </w:rPr>
-              <w:t>Software Support Specialist Certificate</w:t>
+              <w:t>Associate of Applied Science Degree</w:t>
             </w:r>
           </w:p>
           <w:p>
             <w:pPr>
               <w:pStyle w:val="ListBullet"/>
               <w:rPr>
-                <w:color w:val="000000" w:themeColor="text1"/>
+                <w:color w:val="auto"/>
               </w:rPr>
             </w:pPr>
             <w:r>
               <w:rPr>
-                <w:color w:val="000000" w:themeColor="text1"/>
+                <w:color w:val="auto"/>
               </w:rPr>
-              <w:t>Associate of Applied Science Degree</w:t>
+              <w:t>Pursuing cloud and networking engineering</w:t>
+            </w:r>
+            <w:r>
+              <w:rPr>
+                <w:color w:val="auto"/>
+              </w:rPr>
+              <w:t xml:space="preserve"> degree</w:t>
+            </w:r>
+            <w:r>
+              <w:rPr>
+                <w:color w:val="auto"/>
+              </w:rPr>
+              <w:t xml:space="preserve"> </w:t>
+            </w:r>
+            <w:r>
+              <w:rPr>
+                <w:color w:val="auto"/>
+              </w:rPr>
+              <w:t>at WGU</w:t>
             </w:r>
           </w:p>
         </w:tc>
@@ -501,7 +499,7 @@
         </w:trPr>
         <w:tc>
           <w:tcPr>
-            <w:tcW w:w="10530" w:type="dxa"/>
+            <w:tcW w:w="10080" w:type="dxa"/>
             <w:tcBorders>
               <w:bottom w:val="single" w:sz="24" w:space="0" w:color="53BB89" w:themeColor="accent5"/>
             </w:tcBorders>
@@ -582,6 +580,7 @@
                                       <w:color w:val="000000" w:themeColor="text1"/>
                                     </w:rPr>
                                   </w:pPr>
+                                  <w:proofErr w:type="spellStart"/>
                                   <w:r>
                                     <w:rPr>
                                       <w:b/>
@@ -590,6 +589,7 @@
                                     </w:rPr>
                                     <w:t>StreamDJ</w:t>
                                   </w:r>
+                                  <w:proofErr w:type="spellEnd"/>
                                   <w:r>
                                     <w:rPr>
                                       <w:b/>
@@ -743,6 +743,7 @@
                                 <w:color w:val="000000" w:themeColor="text1"/>
                               </w:rPr>
                             </w:pPr>
+                            <w:proofErr w:type="spellStart"/>
                             <w:r>
                               <w:rPr>
                                 <w:b/>
@@ -751,6 +752,7 @@
                               </w:rPr>
                               <w:t>StreamDJ</w:t>
                             </w:r>
+                            <w:proofErr w:type="spellEnd"/>
                             <w:r>
                               <w:rPr>
                                 <w:b/>
@@ -865,7 +867,7 @@
         </w:trPr>
         <w:tc>
           <w:tcPr>
-            <w:tcW w:w="10530" w:type="dxa"/>
+            <w:tcW w:w="10080" w:type="dxa"/>
             <w:tcBorders>
               <w:top w:val="single" w:sz="24" w:space="0" w:color="53BB89" w:themeColor="accent5"/>
             </w:tcBorders>
@@ -1041,11 +1043,11 @@
       </w:tr>
       <w:tr>
         <w:trPr>
-          <w:trHeight w:val="450"/>
+          <w:trHeight w:val="360"/>
         </w:trPr>
         <w:tc>
           <w:tcPr>
-            <w:tcW w:w="10530" w:type="dxa"/>
+            <w:tcW w:w="10080" w:type="dxa"/>
             <w:tcBorders>
               <w:bottom w:val="single" w:sz="24" w:space="0" w:color="53BB89" w:themeColor="accent5"/>
             </w:tcBorders>
@@ -1133,8 +1135,16 @@
       <w:r>
         <w:rPr>
           <w:color w:val="53BB89" w:themeColor="accent5"/>
-        </w:rPr>
-        <w:t xml:space="preserve">• </w:t>
+          <w:sz w:val="24"/>
+          <w:szCs w:val="24"/>
+        </w:rPr>
+        <w:t>•</w:t>
+      </w:r>
+      <w:r>
+        <w:rPr>
+          <w:color w:val="53BB89" w:themeColor="accent5"/>
+        </w:rPr>
+        <w:t xml:space="preserve"> </w:t>
       </w:r>
       <w:r>
         <w:rPr>
@@ -1157,8 +1167,16 @@
       <w:r>
         <w:rPr>
           <w:color w:val="53BB89" w:themeColor="accent5"/>
-        </w:rPr>
-        <w:t xml:space="preserve">• </w:t>
+          <w:sz w:val="24"/>
+          <w:szCs w:val="24"/>
+        </w:rPr>
+        <w:t>•</w:t>
+      </w:r>
+      <w:r>
+        <w:rPr>
+          <w:color w:val="53BB89" w:themeColor="accent5"/>
+        </w:rPr>
+        <w:t xml:space="preserve"> </w:t>
       </w:r>
       <w:r>
         <w:rPr>
@@ -1183,8 +1201,18 @@
           <w:b w:val="0"/>
           <w:bCs/>
           <w:color w:val="53BB89" w:themeColor="accent5"/>
-        </w:rPr>
-        <w:t xml:space="preserve">• </w:t>
+          <w:sz w:val="24"/>
+          <w:szCs w:val="24"/>
+        </w:rPr>
+        <w:t>•</w:t>
+      </w:r>
+      <w:r>
+        <w:rPr>
+          <w:b w:val="0"/>
+          <w:bCs/>
+          <w:color w:val="53BB89" w:themeColor="accent5"/>
+        </w:rPr>
+        <w:t xml:space="preserve"> </w:t>
       </w:r>
       <w:r>
         <w:rPr>
@@ -1209,8 +1237,18 @@
           <w:b w:val="0"/>
           <w:bCs/>
           <w:color w:val="53BB89" w:themeColor="accent5"/>
-        </w:rPr>
-        <w:t xml:space="preserve">• </w:t>
+          <w:sz w:val="24"/>
+          <w:szCs w:val="24"/>
+        </w:rPr>
+        <w:t>•</w:t>
+      </w:r>
+      <w:r>
+        <w:rPr>
+          <w:b w:val="0"/>
+          <w:bCs/>
+          <w:color w:val="53BB89" w:themeColor="accent5"/>
+        </w:rPr>
+        <w:t xml:space="preserve"> </w:t>
       </w:r>
       <w:r>
         <w:rPr>
@@ -1233,8 +1271,16 @@
       <w:r>
         <w:rPr>
           <w:color w:val="53BB89" w:themeColor="accent5"/>
-        </w:rPr>
-        <w:t xml:space="preserve">• </w:t>
+          <w:sz w:val="24"/>
+          <w:szCs w:val="24"/>
+        </w:rPr>
+        <w:t>•</w:t>
+      </w:r>
+      <w:r>
+        <w:rPr>
+          <w:color w:val="53BB89" w:themeColor="accent5"/>
+        </w:rPr>
+        <w:t xml:space="preserve"> </w:t>
       </w:r>
       <w:r>
         <w:rPr>
@@ -1257,8 +1303,16 @@
       <w:r>
         <w:rPr>
           <w:color w:val="53BB89" w:themeColor="accent5"/>
-        </w:rPr>
-        <w:t xml:space="preserve">• </w:t>
+          <w:sz w:val="24"/>
+          <w:szCs w:val="24"/>
+        </w:rPr>
+        <w:t>•</w:t>
+      </w:r>
+      <w:r>
+        <w:rPr>
+          <w:color w:val="53BB89" w:themeColor="accent5"/>
+        </w:rPr>
+        <w:t xml:space="preserve"> </w:t>
       </w:r>
       <w:r>
         <w:rPr>
@@ -1279,8 +1333,16 @@
       <w:r>
         <w:rPr>
           <w:color w:val="53BB89" w:themeColor="accent5"/>
-        </w:rPr>
-        <w:t xml:space="preserve">• </w:t>
+          <w:sz w:val="24"/>
+          <w:szCs w:val="24"/>
+        </w:rPr>
+        <w:t>•</w:t>
+      </w:r>
+      <w:r>
+        <w:rPr>
+          <w:color w:val="53BB89" w:themeColor="accent5"/>
+        </w:rPr>
+        <w:t xml:space="preserve"> </w:t>
       </w:r>
       <w:r>
         <w:rPr>
@@ -1303,8 +1365,16 @@
       <w:r>
         <w:rPr>
           <w:color w:val="53BB89" w:themeColor="accent5"/>
-        </w:rPr>
-        <w:t xml:space="preserve">• </w:t>
+          <w:sz w:val="24"/>
+          <w:szCs w:val="24"/>
+        </w:rPr>
+        <w:t>•</w:t>
+      </w:r>
+      <w:r>
+        <w:rPr>
+          <w:color w:val="53BB89" w:themeColor="accent5"/>
+        </w:rPr>
+        <w:t xml:space="preserve"> </w:t>
       </w:r>
       <w:r>
         <w:rPr>
@@ -1315,14 +1385,7 @@
         <w:t>Tracked IT assets and software licenses, ensuring compliance with corporate security standards.</w:t>
       </w:r>
     </w:p>
-    <w:p>
-      <w:pPr>
-        <w:pStyle w:val="Heading2"/>
-        <w:rPr>
-          <w:color w:val="auto"/>
-        </w:rPr>
-      </w:pPr>
-    </w:p>
+    <w:p/>
     <w:p>
       <w:pPr>
         <w:pStyle w:val="Heading2"/>
@@ -1376,6 +1439,7 @@
     <w:p>
       <w:pPr>
         <w:pStyle w:val="Heading2"/>
+        <w:spacing w:before="0"/>
         <w:rPr>
           <w:color w:val="auto"/>
         </w:rPr>
@@ -1411,40 +1475,34 @@
         <w:t>June 2025</w:t>
       </w:r>
     </w:p>
+    <w:p/>
     <w:p>
       <w:pPr>
         <w:pStyle w:val="ListBullet"/>
+        <w:spacing w:before="0" w:line="240" w:lineRule="auto"/>
         <w:rPr>
           <w:color w:val="auto"/>
+          <w:szCs w:val="20"/>
         </w:rPr>
       </w:pPr>
       <w:r>
         <w:rPr>
           <w:color w:val="auto"/>
-        </w:rPr>
-        <w:t>Retrieving items and preparing shipments.</w:t>
+          <w:szCs w:val="20"/>
+        </w:rPr>
+        <w:t>Retrieving items and preparing shipments. Also</w:t>
       </w:r>
       <w:r>
         <w:rPr>
           <w:color w:val="auto"/>
+          <w:szCs w:val="20"/>
         </w:rPr>
         <w:t xml:space="preserve"> </w:t>
       </w:r>
       <w:r>
         <w:rPr>
           <w:color w:val="auto"/>
-        </w:rPr>
-        <w:t>Also</w:t>
-      </w:r>
-      <w:r>
-        <w:rPr>
-          <w:color w:val="auto"/>
-        </w:rPr>
-        <w:t xml:space="preserve"> </w:t>
-      </w:r>
-      <w:r>
-        <w:rPr>
-          <w:color w:val="auto"/>
+          <w:szCs w:val="20"/>
         </w:rPr>
         <w:t>responsible for accurately selecting groceries ordered online by customers.</w:t>
       </w:r>
@@ -1452,13 +1510,16 @@
     <w:p>
       <w:pPr>
         <w:pStyle w:val="ListBullet"/>
+        <w:spacing w:before="0" w:line="240" w:lineRule="auto"/>
         <w:rPr>
           <w:color w:val="auto"/>
+          <w:szCs w:val="20"/>
         </w:rPr>
       </w:pPr>
       <w:r>
         <w:rPr>
           <w:color w:val="auto"/>
+          <w:szCs w:val="20"/>
         </w:rPr>
         <w:t>Scanning, sorting, and stocking products using handheld scanners.</w:t>
       </w:r>
@@ -1466,13 +1527,16 @@
     <w:p>
       <w:pPr>
         <w:pStyle w:val="ListBullet"/>
+        <w:spacing w:before="0" w:line="240" w:lineRule="auto"/>
         <w:rPr>
           <w:color w:val="auto"/>
+          <w:szCs w:val="20"/>
         </w:rPr>
       </w:pPr>
       <w:r>
         <w:rPr>
           <w:color w:val="auto"/>
+          <w:szCs w:val="20"/>
         </w:rPr>
         <w:t>Ensuring items are correctly labeled and shipped to customers.</w:t>
       </w:r>
@@ -1480,8 +1544,10 @@
     <w:p>
       <w:pPr>
         <w:pStyle w:val="Heading2"/>
+        <w:spacing w:before="0"/>
         <w:rPr>
           <w:color w:val="auto"/>
+          <w:szCs w:val="20"/>
         </w:rPr>
       </w:pPr>
     </w:p>
@@ -2461,8 +2527,8 @@
   <w:abstractNum w:abstractNumId="9" w15:restartNumberingAfterBreak="0">
     <w:nsid w:val="2A512F01"/>
     <w:multiLevelType w:val="hybridMultilevel"/>
-    <w:tmpl w:val="9EA2490A"/>
-    <w:lvl w:ilvl="0" w:tplc="6FF2336E">
+    <w:tmpl w:val="E4CE6EC2"/>
+    <w:lvl w:ilvl="0" w:tplc="AA0E70D8">
       <w:start w:val="1"/>
       <w:numFmt w:val="bullet"/>
       <w:lvlText w:val=""/>
@@ -2473,6 +2539,8 @@
       <w:rPr>
         <w:rFonts w:ascii="Symbol" w:hAnsi="Symbol" w:hint="default"/>
         <w:color w:val="53BB89" w:themeColor="accent5"/>
+        <w:sz w:val="24"/>
+        <w:szCs w:val="24"/>
       </w:rPr>
     </w:lvl>
     <w:lvl w:ilvl="1" w:tplc="04090003" w:tentative="1">
@@ -4130,8 +4198,8 @@
     <w:rsid w:val="000B14CB"/>
     <w:rsid w:val="001078AE"/>
     <w:rsid w:val="00206672"/>
-    <w:rsid w:val="0026428A"/>
     <w:rsid w:val="003168B2"/>
+    <w:rsid w:val="003B546E"/>
     <w:rsid w:val="00424CB8"/>
     <w:rsid w:val="0045694D"/>
     <w:rsid w:val="005840E4"/>

--- a/Resume.docx
+++ b/Resume.docx
@@ -1080,6 +1080,7 @@
       <w:pPr>
         <w:pStyle w:val="Heading2"/>
         <w:rPr>
+          <w:bCs/>
           <w:color w:val="auto"/>
         </w:rPr>
       </w:pPr>
@@ -1127,61 +1128,35 @@
     </w:p>
     <w:p>
       <w:pPr>
-        <w:pStyle w:val="Heading2"/>
-        <w:rPr>
-          <w:color w:val="53BB89" w:themeColor="accent5"/>
-        </w:rPr>
+        <w:pStyle w:val="ListBullet"/>
+        <w:numPr>
+          <w:ilvl w:val="0"/>
+          <w:numId w:val="0"/>
+        </w:numPr>
+        <w:spacing w:before="0" w:line="240" w:lineRule="auto"/>
+        <w:ind w:left="360"/>
+      </w:pPr>
+    </w:p>
+    <w:p>
+      <w:pPr>
+        <w:pStyle w:val="ListBullet"/>
+        <w:spacing w:before="0" w:line="276" w:lineRule="auto"/>
       </w:pPr>
       <w:r>
         <w:rPr>
-          <w:color w:val="53BB89" w:themeColor="accent5"/>
-          <w:sz w:val="24"/>
-          <w:szCs w:val="24"/>
-        </w:rPr>
-        <w:t>•</w:t>
-      </w:r>
-      <w:r>
-        <w:rPr>
-          <w:color w:val="53BB89" w:themeColor="accent5"/>
-        </w:rPr>
-        <w:t xml:space="preserve"> </w:t>
-      </w:r>
-      <w:r>
-        <w:rPr>
-          <w:b w:val="0"/>
-          <w:bCs/>
           <w:color w:val="auto"/>
+          <w:szCs w:val="20"/>
         </w:rPr>
         <w:t>Supported and maintained Azure Cloud infrastructure, including user provisioning, device compliance, and cloud resource configuration.</w:t>
       </w:r>
     </w:p>
     <w:p>
       <w:pPr>
-        <w:pStyle w:val="Heading2"/>
-        <w:rPr>
-          <w:b w:val="0"/>
-          <w:bCs/>
-          <w:color w:val="53BB89" w:themeColor="accent5"/>
-        </w:rPr>
+        <w:pStyle w:val="ListBullet"/>
+        <w:spacing w:before="0" w:line="276" w:lineRule="auto"/>
       </w:pPr>
       <w:r>
         <w:rPr>
-          <w:color w:val="53BB89" w:themeColor="accent5"/>
-          <w:sz w:val="24"/>
-          <w:szCs w:val="24"/>
-        </w:rPr>
-        <w:t>•</w:t>
-      </w:r>
-      <w:r>
-        <w:rPr>
-          <w:color w:val="53BB89" w:themeColor="accent5"/>
-        </w:rPr>
-        <w:t xml:space="preserve"> </w:t>
-      </w:r>
-      <w:r>
-        <w:rPr>
-          <w:b w:val="0"/>
-          <w:bCs/>
           <w:color w:val="auto"/>
         </w:rPr>
         <w:t>Assisted with installation, testing, and troubleshooting of enterprise applications including Office 365, Exchange, web security tools, and internal business systems.</w:t>
@@ -1189,35 +1164,14 @@
     </w:p>
     <w:p>
       <w:pPr>
-        <w:pStyle w:val="Heading2"/>
+        <w:pStyle w:val="ListBullet"/>
+        <w:spacing w:before="0" w:line="276" w:lineRule="auto"/>
         <w:rPr>
-          <w:b w:val="0"/>
-          <w:bCs/>
           <w:color w:val="auto"/>
         </w:rPr>
       </w:pPr>
       <w:r>
         <w:rPr>
-          <w:b w:val="0"/>
-          <w:bCs/>
-          <w:color w:val="53BB89" w:themeColor="accent5"/>
-          <w:sz w:val="24"/>
-          <w:szCs w:val="24"/>
-        </w:rPr>
-        <w:t>•</w:t>
-      </w:r>
-      <w:r>
-        <w:rPr>
-          <w:b w:val="0"/>
-          <w:bCs/>
-          <w:color w:val="53BB89" w:themeColor="accent5"/>
-        </w:rPr>
-        <w:t xml:space="preserve"> </w:t>
-      </w:r>
-      <w:r>
-        <w:rPr>
-          <w:b w:val="0"/>
-          <w:bCs/>
           <w:color w:val="auto"/>
         </w:rPr>
         <w:t>Provided Tier 1–2 help desk support, managing ticket flow, diagnosing issues, and escalating when needed.</w:t>
@@ -1225,99 +1179,46 @@
     </w:p>
     <w:p>
       <w:pPr>
-        <w:pStyle w:val="Heading2"/>
+        <w:pStyle w:val="ListBullet"/>
+        <w:spacing w:before="0" w:line="276" w:lineRule="auto"/>
         <w:rPr>
-          <w:b w:val="0"/>
-          <w:bCs/>
           <w:color w:val="auto"/>
         </w:rPr>
       </w:pPr>
       <w:r>
         <w:rPr>
-          <w:b w:val="0"/>
-          <w:bCs/>
-          <w:color w:val="53BB89" w:themeColor="accent5"/>
-          <w:sz w:val="24"/>
-          <w:szCs w:val="24"/>
-        </w:rPr>
-        <w:t>•</w:t>
-      </w:r>
-      <w:r>
-        <w:rPr>
-          <w:b w:val="0"/>
-          <w:bCs/>
-          <w:color w:val="53BB89" w:themeColor="accent5"/>
-        </w:rPr>
-        <w:t xml:space="preserve"> </w:t>
-      </w:r>
-      <w:r>
-        <w:rPr>
-          <w:b w:val="0"/>
-          <w:bCs/>
           <w:color w:val="auto"/>
         </w:rPr>
         <w:t>Helped configure and deploy PCs, networking hardware, and mobile devices in compliance with IT security policies.</w:t>
       </w:r>
+      <w:bookmarkStart w:id="1" w:name="_Hlk209304895"/>
     </w:p>
     <w:p>
       <w:pPr>
-        <w:pStyle w:val="Heading2"/>
+        <w:pStyle w:val="ListBullet"/>
+        <w:spacing w:before="0" w:line="276" w:lineRule="auto"/>
         <w:rPr>
-          <w:b w:val="0"/>
-          <w:bCs/>
           <w:color w:val="auto"/>
         </w:rPr>
       </w:pPr>
       <w:r>
         <w:rPr>
-          <w:color w:val="53BB89" w:themeColor="accent5"/>
-          <w:sz w:val="24"/>
-          <w:szCs w:val="24"/>
-        </w:rPr>
-        <w:t>•</w:t>
-      </w:r>
-      <w:r>
-        <w:rPr>
-          <w:color w:val="53BB89" w:themeColor="accent5"/>
-        </w:rPr>
-        <w:t xml:space="preserve"> </w:t>
-      </w:r>
-      <w:r>
-        <w:rPr>
-          <w:b w:val="0"/>
-          <w:bCs/>
           <w:color w:val="auto"/>
         </w:rPr>
         <w:t>Managed Active Directory/Entra ID accounts and group permissions, maintaining role-based access control.</w:t>
       </w:r>
+      <w:bookmarkEnd w:id="1"/>
     </w:p>
     <w:p>
       <w:pPr>
-        <w:pStyle w:val="Heading2"/>
+        <w:pStyle w:val="ListBullet"/>
+        <w:spacing w:before="0" w:line="276" w:lineRule="auto"/>
         <w:rPr>
-          <w:b w:val="0"/>
-          <w:bCs/>
           <w:color w:val="auto"/>
         </w:rPr>
       </w:pPr>
       <w:r>
         <w:rPr>
-          <w:color w:val="53BB89" w:themeColor="accent5"/>
-          <w:sz w:val="24"/>
-          <w:szCs w:val="24"/>
-        </w:rPr>
-        <w:t>•</w:t>
-      </w:r>
-      <w:r>
-        <w:rPr>
-          <w:color w:val="53BB89" w:themeColor="accent5"/>
-        </w:rPr>
-        <w:t xml:space="preserve"> </w:t>
-      </w:r>
-      <w:r>
-        <w:rPr>
-          <w:b w:val="0"/>
-          <w:bCs/>
           <w:color w:val="auto"/>
         </w:rPr>
         <w:t>Collaborated with vendors to monitor data storage and system performance, escalating anomalies for resolution.</w:t>
@@ -1325,67 +1226,36 @@
     </w:p>
     <w:p>
       <w:pPr>
-        <w:pStyle w:val="Heading2"/>
+        <w:pStyle w:val="ListBullet"/>
+        <w:spacing w:before="0" w:line="276" w:lineRule="auto"/>
         <w:rPr>
-          <w:color w:val="53BB89" w:themeColor="accent5"/>
+          <w:color w:val="auto"/>
         </w:rPr>
       </w:pPr>
       <w:r>
         <w:rPr>
-          <w:color w:val="53BB89" w:themeColor="accent5"/>
-          <w:sz w:val="24"/>
-          <w:szCs w:val="24"/>
-        </w:rPr>
-        <w:t>•</w:t>
-      </w:r>
-      <w:r>
-        <w:rPr>
-          <w:color w:val="53BB89" w:themeColor="accent5"/>
-        </w:rPr>
-        <w:t xml:space="preserve"> </w:t>
-      </w:r>
-      <w:r>
-        <w:rPr>
-          <w:b w:val="0"/>
-          <w:bCs/>
           <w:color w:val="auto"/>
         </w:rPr>
         <w:t>Maintained IT documentation, setup guides, and internal training materials for repeatable processes.</w:t>
       </w:r>
+      <w:bookmarkStart w:id="2" w:name="_Hlk209304989"/>
     </w:p>
     <w:p>
       <w:pPr>
-        <w:pStyle w:val="Heading2"/>
+        <w:pStyle w:val="ListBullet"/>
+        <w:spacing w:before="0" w:line="276" w:lineRule="auto"/>
         <w:rPr>
-          <w:b w:val="0"/>
-          <w:bCs/>
           <w:color w:val="auto"/>
         </w:rPr>
       </w:pPr>
       <w:r>
         <w:rPr>
-          <w:color w:val="53BB89" w:themeColor="accent5"/>
-          <w:sz w:val="24"/>
-          <w:szCs w:val="24"/>
-        </w:rPr>
-        <w:t>•</w:t>
-      </w:r>
-      <w:r>
-        <w:rPr>
-          <w:color w:val="53BB89" w:themeColor="accent5"/>
-        </w:rPr>
-        <w:t xml:space="preserve"> </w:t>
-      </w:r>
-      <w:r>
-        <w:rPr>
-          <w:b w:val="0"/>
-          <w:bCs/>
           <w:color w:val="auto"/>
         </w:rPr>
         <w:t>Tracked IT assets and software licenses, ensuring compliance with corporate security standards.</w:t>
       </w:r>
+      <w:bookmarkEnd w:id="2"/>
     </w:p>
-    <w:p/>
     <w:p>
       <w:pPr>
         <w:pStyle w:val="Heading2"/>
@@ -4199,7 +4069,6 @@
     <w:rsid w:val="001078AE"/>
     <w:rsid w:val="00206672"/>
     <w:rsid w:val="003168B2"/>
-    <w:rsid w:val="003B546E"/>
     <w:rsid w:val="00424CB8"/>
     <w:rsid w:val="0045694D"/>
     <w:rsid w:val="005840E4"/>
@@ -4210,6 +4079,7 @@
     <w:rsid w:val="007B028B"/>
     <w:rsid w:val="00946F31"/>
     <w:rsid w:val="00967DF4"/>
+    <w:rsid w:val="00985325"/>
     <w:rsid w:val="009F2178"/>
     <w:rsid w:val="00B2761E"/>
     <w:rsid w:val="00B64C98"/>

--- a/Resume.docx
+++ b/Resume.docx
@@ -287,13 +287,7 @@
                                     <w:rPr>
                                       <w:color w:val="000000" w:themeColor="text1"/>
                                     </w:rPr>
-                                    <w:t xml:space="preserve">Currently </w:t>
-                                  </w:r>
-                                  <w:r>
-                                    <w:rPr>
-                                      <w:color w:val="000000" w:themeColor="text1"/>
-                                    </w:rPr>
-                                    <w:t>p</w:t>
+                                    <w:t>P</w:t>
                                   </w:r>
                                   <w:r>
                                     <w:rPr>
@@ -373,13 +367,7 @@
                               <w:rPr>
                                 <w:color w:val="000000" w:themeColor="text1"/>
                               </w:rPr>
-                              <w:t xml:space="preserve">Currently </w:t>
-                            </w:r>
-                            <w:r>
-                              <w:rPr>
-                                <w:color w:val="000000" w:themeColor="text1"/>
-                              </w:rPr>
-                              <w:t>p</w:t>
+                              <w:t>P</w:t>
                             </w:r>
                             <w:r>
                               <w:rPr>
@@ -470,25 +458,19 @@
               <w:rPr>
                 <w:color w:val="auto"/>
               </w:rPr>
-              <w:t>Pursuing cloud and networking engineering</w:t>
+              <w:t xml:space="preserve">Currently </w:t>
             </w:r>
             <w:r>
               <w:rPr>
                 <w:color w:val="auto"/>
               </w:rPr>
-              <w:t xml:space="preserve"> degree</w:t>
+              <w:t xml:space="preserve">Pursuing </w:t>
             </w:r>
             <w:r>
               <w:rPr>
                 <w:color w:val="auto"/>
               </w:rPr>
-              <w:t xml:space="preserve"> </w:t>
-            </w:r>
-            <w:r>
-              <w:rPr>
-                <w:color w:val="auto"/>
-              </w:rPr>
-              <w:t>at WGU</w:t>
+              <w:t xml:space="preserve">Cisco Certified Networking Associate Certificate </w:t>
             </w:r>
           </w:p>
         </w:tc>
@@ -1009,7 +991,99 @@
                     <w:rPr>
                       <w:color w:val="000000" w:themeColor="text1"/>
                     </w:rPr>
-                    <w:t xml:space="preserve"> Azure, Entra ID (Azure AD), Intune, Exchange Admin (cloud &amp; hybrid), SharePoint, ManageEngine, Active Directory</w:t>
+                    <w:t xml:space="preserve"> Azure, </w:t>
+                  </w:r>
+                  <w:r>
+                    <w:rPr>
+                      <w:b/>
+                      <w:bCs/>
+                      <w:color w:val="000000" w:themeColor="text1"/>
+                    </w:rPr>
+                    <w:t>Entra ID</w:t>
+                  </w:r>
+                  <w:r>
+                    <w:rPr>
+                      <w:color w:val="000000" w:themeColor="text1"/>
+                    </w:rPr>
+                    <w:t xml:space="preserve"> (</w:t>
+                  </w:r>
+                  <w:r>
+                    <w:rPr>
+                      <w:b/>
+                      <w:bCs/>
+                      <w:color w:val="000000" w:themeColor="text1"/>
+                    </w:rPr>
+                    <w:t>Azure AD</w:t>
+                  </w:r>
+                  <w:r>
+                    <w:rPr>
+                      <w:color w:val="000000" w:themeColor="text1"/>
+                    </w:rPr>
+                    <w:t xml:space="preserve">), </w:t>
+                  </w:r>
+                  <w:r>
+                    <w:rPr>
+                      <w:b/>
+                      <w:bCs/>
+                      <w:color w:val="000000" w:themeColor="text1"/>
+                    </w:rPr>
+                    <w:t>Intune</w:t>
+                  </w:r>
+                  <w:r>
+                    <w:rPr>
+                      <w:color w:val="000000" w:themeColor="text1"/>
+                    </w:rPr>
+                    <w:t xml:space="preserve">, </w:t>
+                  </w:r>
+                  <w:r>
+                    <w:rPr>
+                      <w:b/>
+                      <w:bCs/>
+                      <w:color w:val="000000" w:themeColor="text1"/>
+                    </w:rPr>
+                    <w:t>Exchange Admin</w:t>
+                  </w:r>
+                  <w:r>
+                    <w:rPr>
+                      <w:color w:val="000000" w:themeColor="text1"/>
+                    </w:rPr>
+                    <w:t xml:space="preserve"> (cloud &amp; hybrid), </w:t>
+                  </w:r>
+                  <w:r>
+                    <w:rPr>
+                      <w:b/>
+                      <w:bCs/>
+                      <w:color w:val="000000" w:themeColor="text1"/>
+                    </w:rPr>
+                    <w:t>SharePoint</w:t>
+                  </w:r>
+                  <w:r>
+                    <w:rPr>
+                      <w:color w:val="000000" w:themeColor="text1"/>
+                    </w:rPr>
+                    <w:t xml:space="preserve">, </w:t>
+                  </w:r>
+                  <w:r>
+                    <w:rPr>
+                      <w:b/>
+                      <w:bCs/>
+                      <w:color w:val="000000" w:themeColor="text1"/>
+                    </w:rPr>
+                    <w:t>ManageEngine</w:t>
+                  </w:r>
+                  <w:r>
+                    <w:rPr>
+                      <w:color w:val="000000" w:themeColor="text1"/>
+                    </w:rPr>
+                    <w:t xml:space="preserve">, </w:t>
+                  </w:r>
+                  <w:r>
+                    <w:rPr>
+                      <w:b/>
+                      <w:bCs/>
+                      <w:color w:val="000000" w:themeColor="text1"/>
+                    </w:rPr>
+                    <w:t>Active Directory</w:t>
                   </w:r>
                 </w:p>
               </w:tc>
@@ -3592,6 +3666,7 @@
   <w:style w:type="character" w:default="1" w:styleId="DefaultParagraphFont">
     <w:name w:val="Default Paragraph Font"/>
     <w:uiPriority w:val="1"/>
+    <w:semiHidden/>
     <w:unhideWhenUsed/>
   </w:style>
   <w:style w:type="table" w:default="1" w:styleId="TableNormal">
@@ -4002,7 +4077,7 @@
     <w:charset w:val="00"/>
     <w:family w:val="swiss"/>
     <w:pitch w:val="variable"/>
-    <w:sig w:usb0="E4002EFF" w:usb1="C000247B" w:usb2="00000009" w:usb3="00000000" w:csb0="000001FF" w:csb1="00000000"/>
+    <w:sig w:usb0="E4002EFF" w:usb1="C200247B" w:usb2="00000009" w:usb3="00000000" w:csb0="000001FF" w:csb1="00000000"/>
   </w:font>
   <w:font w:name="Courier New">
     <w:panose1 w:val="02070309020205020404"/>
@@ -4031,7 +4106,7 @@
     <w:charset w:val="00"/>
     <w:family w:val="swiss"/>
     <w:pitch w:val="variable"/>
-    <w:sig w:usb0="E4002EFF" w:usb1="C000247B" w:usb2="00000009" w:usb3="00000000" w:csb0="000001FF" w:csb1="00000000"/>
+    <w:sig w:usb0="E4002EFF" w:usb1="C200247B" w:usb2="00000009" w:usb3="00000000" w:csb0="000001FF" w:csb1="00000000"/>
   </w:font>
   <w:font w:name="Aptos">
     <w:charset w:val="00"/>
@@ -4069,6 +4144,7 @@
     <w:rsid w:val="001078AE"/>
     <w:rsid w:val="00206672"/>
     <w:rsid w:val="003168B2"/>
+    <w:rsid w:val="003F116E"/>
     <w:rsid w:val="00424CB8"/>
     <w:rsid w:val="0045694D"/>
     <w:rsid w:val="005840E4"/>
@@ -4083,10 +4159,13 @@
     <w:rsid w:val="009F2178"/>
     <w:rsid w:val="00B2761E"/>
     <w:rsid w:val="00B64C98"/>
+    <w:rsid w:val="00BF3E0F"/>
     <w:rsid w:val="00C43123"/>
     <w:rsid w:val="00C6166F"/>
     <w:rsid w:val="00C73ED7"/>
+    <w:rsid w:val="00C85665"/>
     <w:rsid w:val="00DE7659"/>
+    <w:rsid w:val="00E06EAF"/>
     <w:rsid w:val="00E14E0A"/>
     <w:rsid w:val="00E33BD2"/>
   </w:rsids>

--- a/Resume.docx
+++ b/Resume.docx
@@ -500,7 +500,7 @@
               <mc:AlternateContent>
                 <mc:Choice Requires="wps">
                   <w:drawing>
-                    <wp:anchor distT="0" distB="0" distL="114300" distR="114300" simplePos="0" relativeHeight="251659264" behindDoc="0" locked="0" layoutInCell="1" allowOverlap="1" wp14:anchorId="68A26346" wp14:editId="1D21DB90">
+                    <wp:anchor distT="0" distB="0" distL="114300" distR="114300" simplePos="0" relativeHeight="251659264" behindDoc="0" locked="0" layoutInCell="1" allowOverlap="1" wp14:anchorId="68A26346" wp14:editId="1989FE99">
                       <wp:simplePos x="0" y="0"/>
                       <wp:positionH relativeFrom="column">
                         <wp:posOffset>3067050</wp:posOffset>
@@ -562,23 +562,13 @@
                                       <w:color w:val="000000" w:themeColor="text1"/>
                                     </w:rPr>
                                   </w:pPr>
-                                  <w:proofErr w:type="spellStart"/>
                                   <w:r>
                                     <w:rPr>
                                       <w:b/>
                                       <w:bCs/>
                                       <w:color w:val="000000" w:themeColor="text1"/>
                                     </w:rPr>
-                                    <w:t>StreamDJ</w:t>
-                                  </w:r>
-                                  <w:proofErr w:type="spellEnd"/>
-                                  <w:r>
-                                    <w:rPr>
-                                      <w:b/>
-                                      <w:bCs/>
-                                      <w:color w:val="000000" w:themeColor="text1"/>
-                                    </w:rPr>
-                                    <w:t xml:space="preserve">, </w:t>
+                                    <w:t xml:space="preserve">        </w:t>
                                   </w:r>
                                   <w:r>
                                     <w:rPr>
@@ -586,7 +576,7 @@
                                       <w:bCs/>
                                       <w:color w:val="000000" w:themeColor="text1"/>
                                     </w:rPr>
-                                    <w:t>React, PostgreSQL, Node.js</w:t>
+                                    <w:t>Active Directory Home Lab (Virtualized Environment)</w:t>
                                   </w:r>
                                 </w:p>
                                 <w:p>
@@ -611,7 +601,19 @@
                                     <w:rPr>
                                       <w:color w:val="000000" w:themeColor="text1"/>
                                     </w:rPr>
-                                    <w:t>Developed a music streaming web app using React and Node.js with real-time chat, secure JWT auth, and HLS-based live playback</w:t>
+                                    <w:t>Built a virtualized Active Directory lab using VMware, configuring Windows Server as a Domain Controller and managing users, permissions, and domain</w:t>
+                                  </w:r>
+                                  <w:r>
+                                    <w:rPr>
+                                      <w:color w:val="000000" w:themeColor="text1"/>
+                                    </w:rPr>
+                                    <w:t xml:space="preserve">ing </w:t>
+                                  </w:r>
+                                  <w:r>
+                                    <w:rPr>
+                                      <w:color w:val="000000" w:themeColor="text1"/>
+                                    </w:rPr>
+                                    <w:t>devices.</w:t>
                                   </w:r>
                                 </w:p>
                                 <w:p>
@@ -628,6 +630,12 @@
                                       <w:color w:val="000000" w:themeColor="text1"/>
                                     </w:rPr>
                                   </w:pPr>
+                                  <w:r>
+                                    <w:rPr>
+                                      <w:color w:val="000000" w:themeColor="text1"/>
+                                    </w:rPr>
+                                    <w:t xml:space="preserve"> </w:t>
+                                  </w:r>
                                   <w:r>
                                     <w:rPr>
                                       <w:b/>
@@ -725,23 +733,13 @@
                                 <w:color w:val="000000" w:themeColor="text1"/>
                               </w:rPr>
                             </w:pPr>
-                            <w:proofErr w:type="spellStart"/>
                             <w:r>
                               <w:rPr>
                                 <w:b/>
                                 <w:bCs/>
                                 <w:color w:val="000000" w:themeColor="text1"/>
                               </w:rPr>
-                              <w:t>StreamDJ</w:t>
-                            </w:r>
-                            <w:proofErr w:type="spellEnd"/>
-                            <w:r>
-                              <w:rPr>
-                                <w:b/>
-                                <w:bCs/>
-                                <w:color w:val="000000" w:themeColor="text1"/>
-                              </w:rPr>
-                              <w:t xml:space="preserve">, </w:t>
+                              <w:t xml:space="preserve">        </w:t>
                             </w:r>
                             <w:r>
                               <w:rPr>
@@ -749,7 +747,7 @@
                                 <w:bCs/>
                                 <w:color w:val="000000" w:themeColor="text1"/>
                               </w:rPr>
-                              <w:t>React, PostgreSQL, Node.js</w:t>
+                              <w:t>Active Directory Home Lab (Virtualized Environment)</w:t>
                             </w:r>
                           </w:p>
                           <w:p>
@@ -774,7 +772,19 @@
                               <w:rPr>
                                 <w:color w:val="000000" w:themeColor="text1"/>
                               </w:rPr>
-                              <w:t>Developed a music streaming web app using React and Node.js with real-time chat, secure JWT auth, and HLS-based live playback</w:t>
+                              <w:t>Built a virtualized Active Directory lab using VMware, configuring Windows Server as a Domain Controller and managing users, permissions, and domain</w:t>
+                            </w:r>
+                            <w:r>
+                              <w:rPr>
+                                <w:color w:val="000000" w:themeColor="text1"/>
+                              </w:rPr>
+                              <w:t xml:space="preserve">ing </w:t>
+                            </w:r>
+                            <w:r>
+                              <w:rPr>
+                                <w:color w:val="000000" w:themeColor="text1"/>
+                              </w:rPr>
+                              <w:t>devices.</w:t>
                             </w:r>
                           </w:p>
                           <w:p>
@@ -791,6 +801,12 @@
                                 <w:color w:val="000000" w:themeColor="text1"/>
                               </w:rPr>
                             </w:pPr>
+                            <w:r>
+                              <w:rPr>
+                                <w:color w:val="000000" w:themeColor="text1"/>
+                              </w:rPr>
+                              <w:t xml:space="preserve"> </w:t>
+                            </w:r>
                             <w:r>
                               <w:rPr>
                                 <w:b/>
@@ -1557,10 +1573,11 @@
   <w:abstractNum w:abstractNumId="0" w15:restartNumberingAfterBreak="0">
     <w:nsid w:val="FFFFFF89"/>
     <w:multiLevelType w:val="singleLevel"/>
-    <w:tmpl w:val="C0A897CE"/>
+    <w:tmpl w:val="A2A29044"/>
     <w:lvl w:ilvl="0">
       <w:start w:val="1"/>
       <w:numFmt w:val="bullet"/>
+      <w:pStyle w:val="ListBullet"/>
       <w:lvlText w:val=""/>
       <w:lvlJc w:val="left"/>
       <w:pPr>
@@ -3666,7 +3683,6 @@
   <w:style w:type="character" w:default="1" w:styleId="DefaultParagraphFont">
     <w:name w:val="Default Paragraph Font"/>
     <w:uiPriority w:val="1"/>
-    <w:semiHidden/>
     <w:unhideWhenUsed/>
   </w:style>
   <w:style w:type="table" w:default="1" w:styleId="TableNormal">
@@ -4147,6 +4163,7 @@
     <w:rsid w:val="003F116E"/>
     <w:rsid w:val="00424CB8"/>
     <w:rsid w:val="0045694D"/>
+    <w:rsid w:val="00490468"/>
     <w:rsid w:val="005840E4"/>
     <w:rsid w:val="00591342"/>
     <w:rsid w:val="005E0C31"/>
@@ -4157,6 +4174,7 @@
     <w:rsid w:val="00967DF4"/>
     <w:rsid w:val="00985325"/>
     <w:rsid w:val="009F2178"/>
+    <w:rsid w:val="00AB02FA"/>
     <w:rsid w:val="00B2761E"/>
     <w:rsid w:val="00B64C98"/>
     <w:rsid w:val="00BF3E0F"/>
@@ -4927,6 +4945,35 @@
 </file>
 
 <file path=customXml/item1.xml><?xml version="1.0" encoding="utf-8"?>
+<p:properties xmlns:p="http://schemas.microsoft.com/office/2006/metadata/properties" xmlns:xsi="http://www.w3.org/2001/XMLSchema-instance" xmlns:pc="http://schemas.microsoft.com/office/infopath/2007/PartnerControls">
+  <documentManagement>
+    <_ip_UnifiedCompliancePolicyUIAction xmlns="http://schemas.microsoft.com/sharepoint/v3" xsi:nil="true"/>
+    <Image xmlns="71af3243-3dd4-4a8d-8c0d-dd76da1f02a5">
+      <Url xsi:nil="true"/>
+      <Description xsi:nil="true"/>
+    </Image>
+    <Status xmlns="71af3243-3dd4-4a8d-8c0d-dd76da1f02a5">Not started</Status>
+    <Background xmlns="71af3243-3dd4-4a8d-8c0d-dd76da1f02a5">false</Background>
+    <_ip_UnifiedCompliancePolicyProperties xmlns="http://schemas.microsoft.com/sharepoint/v3" xsi:nil="true"/>
+    <ImageTagsTaxHTField xmlns="71af3243-3dd4-4a8d-8c0d-dd76da1f02a5">
+      <Terms xmlns="http://schemas.microsoft.com/office/infopath/2007/PartnerControls"/>
+    </ImageTagsTaxHTField>
+    <TaxCatchAll xmlns="230e9df3-be65-4c73-a93b-d1236ebd677e" xsi:nil="true"/>
+    <MediaServiceKeyPoints xmlns="71af3243-3dd4-4a8d-8c0d-dd76da1f02a5" xsi:nil="true"/>
+  </documentManagement>
+</p:properties>
+</file>
+
+<file path=customXml/item2.xml><?xml version="1.0" encoding="utf-8"?>
+<?mso-contentType ?>
+<FormTemplates xmlns="http://schemas.microsoft.com/sharepoint/v3/contenttype/forms">
+  <Display>DocumentLibraryForm</Display>
+  <Edit>DocumentLibraryForm</Edit>
+  <New>DocumentLibraryForm</New>
+</FormTemplates>
+</file>
+
+<file path=customXml/item3.xml><?xml version="1.0" encoding="utf-8"?>
 <ct:contentTypeSchema xmlns:ct="http://schemas.microsoft.com/office/2006/metadata/contentType" xmlns:ma="http://schemas.microsoft.com/office/2006/metadata/properties/metaAttributes" ct:_="" ma:_="" ma:contentTypeName="Document" ma:contentTypeID="0x01010079F111ED35F8CC479449609E8A0923A6" ma:contentTypeVersion="26" ma:contentTypeDescription="Create a new document." ma:contentTypeScope="" ma:versionID="ac37c1753acd5e330d2062ccec26ea66">
   <xsd:schema xmlns:xsd="http://www.w3.org/2001/XMLSchema" xmlns:xs="http://www.w3.org/2001/XMLSchema" xmlns:p="http://schemas.microsoft.com/office/2006/metadata/properties" xmlns:ns1="http://schemas.microsoft.com/sharepoint/v3" xmlns:ns2="71af3243-3dd4-4a8d-8c0d-dd76da1f02a5" xmlns:ns3="16c05727-aa75-4e4a-9b5f-8a80a1165891" xmlns:ns4="230e9df3-be65-4c73-a93b-d1236ebd677e" targetNamespace="http://schemas.microsoft.com/office/2006/metadata/properties" ma:root="true" ma:fieldsID="3b340c7101c92c5120abd06486f94548" ns1:_="" ns2:_="" ns3:_="" ns4:_="">
     <xsd:import namespace="http://schemas.microsoft.com/sharepoint/v3"/>
@@ -5226,36 +5273,27 @@
 </ct:contentTypeSchema>
 </file>
 
-<file path=customXml/item2.xml><?xml version="1.0" encoding="utf-8"?>
-<?mso-contentType ?>
-<FormTemplates xmlns="http://schemas.microsoft.com/sharepoint/v3/contenttype/forms">
-  <Display>DocumentLibraryForm</Display>
-  <Edit>DocumentLibraryForm</Edit>
-  <New>DocumentLibraryForm</New>
-</FormTemplates>
+<file path=customXml/itemProps1.xml><?xml version="1.0" encoding="utf-8"?>
+<ds:datastoreItem xmlns:ds="http://schemas.openxmlformats.org/officeDocument/2006/customXml" ds:itemID="{92C5BE0E-1816-478D-B13D-02A7AE57DA57}">
+  <ds:schemaRefs>
+    <ds:schemaRef ds:uri="http://schemas.microsoft.com/office/2006/metadata/properties"/>
+    <ds:schemaRef ds:uri="http://schemas.microsoft.com/office/infopath/2007/PartnerControls"/>
+    <ds:schemaRef ds:uri="http://schemas.microsoft.com/sharepoint/v3"/>
+    <ds:schemaRef ds:uri="71af3243-3dd4-4a8d-8c0d-dd76da1f02a5"/>
+    <ds:schemaRef ds:uri="230e9df3-be65-4c73-a93b-d1236ebd677e"/>
+  </ds:schemaRefs>
+</ds:datastoreItem>
 </file>
 
-<file path=customXml/item3.xml><?xml version="1.0" encoding="utf-8"?>
-<p:properties xmlns:p="http://schemas.microsoft.com/office/2006/metadata/properties" xmlns:xsi="http://www.w3.org/2001/XMLSchema-instance" xmlns:pc="http://schemas.microsoft.com/office/infopath/2007/PartnerControls">
-  <documentManagement>
-    <_ip_UnifiedCompliancePolicyUIAction xmlns="http://schemas.microsoft.com/sharepoint/v3" xsi:nil="true"/>
-    <Image xmlns="71af3243-3dd4-4a8d-8c0d-dd76da1f02a5">
-      <Url xsi:nil="true"/>
-      <Description xsi:nil="true"/>
-    </Image>
-    <Status xmlns="71af3243-3dd4-4a8d-8c0d-dd76da1f02a5">Not started</Status>
-    <Background xmlns="71af3243-3dd4-4a8d-8c0d-dd76da1f02a5">false</Background>
-    <_ip_UnifiedCompliancePolicyProperties xmlns="http://schemas.microsoft.com/sharepoint/v3" xsi:nil="true"/>
-    <ImageTagsTaxHTField xmlns="71af3243-3dd4-4a8d-8c0d-dd76da1f02a5">
-      <Terms xmlns="http://schemas.microsoft.com/office/infopath/2007/PartnerControls"/>
-    </ImageTagsTaxHTField>
-    <TaxCatchAll xmlns="230e9df3-be65-4c73-a93b-d1236ebd677e" xsi:nil="true"/>
-    <MediaServiceKeyPoints xmlns="71af3243-3dd4-4a8d-8c0d-dd76da1f02a5" xsi:nil="true"/>
-  </documentManagement>
-</p:properties>
+<file path=customXml/itemProps2.xml><?xml version="1.0" encoding="utf-8"?>
+<ds:datastoreItem xmlns:ds="http://schemas.openxmlformats.org/officeDocument/2006/customXml" ds:itemID="{31C548D7-B355-4E45-99CA-12CACF7FF44A}">
+  <ds:schemaRefs>
+    <ds:schemaRef ds:uri="http://schemas.microsoft.com/sharepoint/v3/contenttype/forms"/>
+  </ds:schemaRefs>
+</ds:datastoreItem>
 </file>
 
-<file path=customXml/itemProps1.xml><?xml version="1.0" encoding="utf-8"?>
+<file path=customXml/itemProps3.xml><?xml version="1.0" encoding="utf-8"?>
 <ds:datastoreItem xmlns:ds="http://schemas.openxmlformats.org/officeDocument/2006/customXml" ds:itemID="{A6511EA9-0D3F-4629-9CC1-D38348447E48}">
   <ds:schemaRefs>
     <ds:schemaRef ds:uri="http://schemas.microsoft.com/office/2006/metadata/contentType"/>
@@ -5276,26 +5314,6 @@
 </ds:datastoreItem>
 </file>
 
-<file path=customXml/itemProps2.xml><?xml version="1.0" encoding="utf-8"?>
-<ds:datastoreItem xmlns:ds="http://schemas.openxmlformats.org/officeDocument/2006/customXml" ds:itemID="{31C548D7-B355-4E45-99CA-12CACF7FF44A}">
-  <ds:schemaRefs>
-    <ds:schemaRef ds:uri="http://schemas.microsoft.com/sharepoint/v3/contenttype/forms"/>
-  </ds:schemaRefs>
-</ds:datastoreItem>
-</file>
-
-<file path=customXml/itemProps3.xml><?xml version="1.0" encoding="utf-8"?>
-<ds:datastoreItem xmlns:ds="http://schemas.openxmlformats.org/officeDocument/2006/customXml" ds:itemID="{92C5BE0E-1816-478D-B13D-02A7AE57DA57}">
-  <ds:schemaRefs>
-    <ds:schemaRef ds:uri="http://schemas.microsoft.com/office/2006/metadata/properties"/>
-    <ds:schemaRef ds:uri="http://schemas.microsoft.com/office/infopath/2007/PartnerControls"/>
-    <ds:schemaRef ds:uri="http://schemas.microsoft.com/sharepoint/v3"/>
-    <ds:schemaRef ds:uri="71af3243-3dd4-4a8d-8c0d-dd76da1f02a5"/>
-    <ds:schemaRef ds:uri="230e9df3-be65-4c73-a93b-d1236ebd677e"/>
-  </ds:schemaRefs>
-</ds:datastoreItem>
-</file>
-
 <file path=docMetadata/LabelInfo.xml><?xml version="1.0" encoding="utf-8"?>
 <clbl:labelList xmlns:clbl="http://schemas.microsoft.com/office/2020/mipLabelMetadata"/>
 </file>